--- a/TAZA/_документы/Потребность в финансировании – 4 месяца.docx
+++ b/TAZA/_документы/Потребность в финансировании – 4 месяца.docx
@@ -2,16 +2,6 @@
 <file path=word/document.xml><?xml version="1.0" encoding="utf-8"?>
 <w:document xmlns:wpc="http://schemas.microsoft.com/office/word/2010/wordprocessingCanvas" xmlns:mc="http://schemas.openxmlformats.org/markup-compatibility/2006" xmlns:o="urn:schemas-microsoft-com:office:office" xmlns:r="http://schemas.openxmlformats.org/officeDocument/2006/relationships" xmlns:m="http://schemas.openxmlformats.org/officeDocument/2006/math" xmlns:v="urn:schemas-microsoft-com:vml" xmlns:wp14="http://schemas.microsoft.com/office/word/2010/wordprocessingDrawing" xmlns:wp="http://schemas.openxmlformats.org/drawingml/2006/wordprocessingDrawing" xmlns:w10="urn:schemas-microsoft-com:office:word" xmlns:w="http://schemas.openxmlformats.org/wordprocessingml/2006/main" xmlns:w14="http://schemas.microsoft.com/office/word/2010/wordml" xmlns:w15="http://schemas.microsoft.com/office/word/2012/wordml" xmlns:wpg="http://schemas.microsoft.com/office/word/2010/wordprocessingGroup" xmlns:wpi="http://schemas.microsoft.com/office/word/2010/wordprocessingInk" xmlns:wne="http://schemas.microsoft.com/office/word/2006/wordml" xmlns:wps="http://schemas.microsoft.com/office/word/2010/wordprocessingShape" mc:Ignorable="w14 w15 wp14">
   <w:body>
-    <w:p>
-      <w:pPr>
-        <w:pStyle w:val="mark"/>
-      </w:pPr>
-      <w:bookmarkStart w:id="0" w:name="_GoBack"/>
-      <w:bookmarkEnd w:id="0"/>
-      <w:r>
-        <w:t>Проект</w:t>
-      </w:r>
-    </w:p>
     <w:p>
       <w:pPr>
         <w:pStyle w:val="1"/>
@@ -44,58 +34,112 @@
     <w:p>
       <w:pPr>
         <w:pStyle w:val="a3"/>
+        <w:rPr>
+          <w:sz w:val="20"/>
+          <w:szCs w:val="20"/>
+        </w:rPr>
       </w:pPr>
       <w:r>
+        <w:rPr>
+          <w:sz w:val="20"/>
+          <w:szCs w:val="20"/>
+        </w:rPr>
         <w:t xml:space="preserve">Для запуска и работы Проектного офиса в ноябре 2026 года необходимо </w:t>
       </w:r>
       <w:r>
         <w:rPr>
           <w:b/>
           <w:bCs/>
+          <w:sz w:val="20"/>
+          <w:szCs w:val="20"/>
         </w:rPr>
         <w:t>147 687 120 ₸</w:t>
       </w:r>
       <w:r>
+        <w:rPr>
+          <w:sz w:val="20"/>
+          <w:szCs w:val="20"/>
+        </w:rPr>
         <w:t xml:space="preserve">, в декабре 2026 года – </w:t>
       </w:r>
       <w:r>
         <w:rPr>
           <w:b/>
           <w:bCs/>
+          <w:sz w:val="20"/>
+          <w:szCs w:val="20"/>
         </w:rPr>
         <w:t>93 457 024 ₸</w:t>
       </w:r>
       <w:r>
+        <w:rPr>
+          <w:sz w:val="20"/>
+          <w:szCs w:val="20"/>
+        </w:rPr>
         <w:t xml:space="preserve">, в январе 2027 года – </w:t>
       </w:r>
       <w:r>
         <w:rPr>
           <w:b/>
           <w:bCs/>
+          <w:sz w:val="20"/>
+          <w:szCs w:val="20"/>
         </w:rPr>
         <w:t>66 356 233 ₸</w:t>
       </w:r>
       <w:r>
+        <w:rPr>
+          <w:sz w:val="20"/>
+          <w:szCs w:val="20"/>
+        </w:rPr>
         <w:t xml:space="preserve">, в феврале 2027 года – </w:t>
       </w:r>
       <w:r>
         <w:rPr>
           <w:b/>
           <w:bCs/>
+          <w:sz w:val="20"/>
+          <w:szCs w:val="20"/>
         </w:rPr>
         <w:t>87 349 594 ₸</w:t>
       </w:r>
       <w:r>
-        <w:t xml:space="preserve">. Всего за четыре месяца – </w:t>
+        <w:rPr>
+          <w:sz w:val="20"/>
+          <w:szCs w:val="20"/>
+        </w:rPr>
+        <w:t xml:space="preserve">. </w:t>
+      </w:r>
+    </w:p>
+    <w:p>
+      <w:pPr>
+        <w:pStyle w:val="a3"/>
+        <w:rPr>
+          <w:sz w:val="20"/>
+          <w:szCs w:val="20"/>
+        </w:rPr>
+      </w:pPr>
+      <w:r>
+        <w:rPr>
+          <w:sz w:val="20"/>
+          <w:szCs w:val="20"/>
+        </w:rPr>
+        <w:t xml:space="preserve">Всего за четыре месяца – </w:t>
       </w:r>
       <w:r>
         <w:rPr>
           <w:b/>
           <w:bCs/>
+          <w:sz w:val="20"/>
+          <w:szCs w:val="20"/>
         </w:rPr>
         <w:t>394 849 971 ₸</w:t>
       </w:r>
       <w:r>
+        <w:rPr>
+          <w:sz w:val="20"/>
+          <w:szCs w:val="20"/>
+        </w:rPr>
         <w:t>.</w:t>
       </w:r>
     </w:p>
@@ -111,12 +155,12 @@
         <w:tblLook w:val="04A0" w:firstRow="1" w:lastRow="0" w:firstColumn="1" w:lastColumn="0" w:noHBand="0" w:noVBand="1"/>
       </w:tblPr>
       <w:tblGrid>
-        <w:gridCol w:w="2613"/>
-        <w:gridCol w:w="1299"/>
-        <w:gridCol w:w="1315"/>
-        <w:gridCol w:w="1302"/>
-        <w:gridCol w:w="1420"/>
-        <w:gridCol w:w="1390"/>
+        <w:gridCol w:w="3327"/>
+        <w:gridCol w:w="1327"/>
+        <w:gridCol w:w="1289"/>
+        <w:gridCol w:w="1254"/>
+        <w:gridCol w:w="1309"/>
+        <w:gridCol w:w="1144"/>
       </w:tblGrid>
       <w:tr>
         <w:tc>
@@ -189,9 +233,185 @@
                 <w:rFonts w:ascii="Arial" w:eastAsia="Times New Roman" w:hAnsi="Arial" w:cs="Arial"/>
                 <w:b/>
                 <w:bCs/>
+                <w:color w:val="00B050"/>
+                <w:sz w:val="20"/>
+                <w:szCs w:val="20"/>
+              </w:rPr>
+            </w:pPr>
+            <w:r>
+              <w:rPr>
+                <w:rFonts w:ascii="Arial" w:eastAsia="Times New Roman" w:hAnsi="Arial" w:cs="Arial"/>
+                <w:b/>
+                <w:bCs/>
+                <w:color w:val="00B050"/>
+                <w:sz w:val="20"/>
+                <w:szCs w:val="20"/>
+              </w:rPr>
+              <w:t>Ноябрь 2026</w:t>
+            </w:r>
+          </w:p>
+        </w:tc>
+        <w:tc>
+          <w:tcPr>
+            <w:tcW w:w="0" w:type="auto"/>
+            <w:tcBorders>
+              <w:top w:val="single" w:sz="6" w:space="0" w:color="808080"/>
+              <w:left w:val="single" w:sz="6" w:space="0" w:color="808080"/>
+              <w:bottom w:val="single" w:sz="6" w:space="0" w:color="808080"/>
+              <w:right w:val="single" w:sz="6" w:space="0" w:color="808080"/>
+            </w:tcBorders>
+            <w:shd w:val="clear" w:color="auto" w:fill="1F3864"/>
+            <w:tcMar>
+              <w:top w:w="60" w:type="dxa"/>
+              <w:left w:w="80" w:type="dxa"/>
+              <w:bottom w:w="60" w:type="dxa"/>
+              <w:right w:w="80" w:type="dxa"/>
+            </w:tcMar>
+            <w:vAlign w:val="center"/>
+            <w:hideMark/>
+          </w:tcPr>
+          <w:p>
+            <w:pPr>
+              <w:jc w:val="center"/>
+              <w:rPr>
+                <w:rFonts w:ascii="Arial" w:eastAsia="Times New Roman" w:hAnsi="Arial" w:cs="Arial"/>
+                <w:b/>
+                <w:bCs/>
+                <w:color w:val="00B050"/>
+                <w:sz w:val="20"/>
+                <w:szCs w:val="20"/>
+              </w:rPr>
+            </w:pPr>
+            <w:r>
+              <w:rPr>
+                <w:rFonts w:ascii="Arial" w:eastAsia="Times New Roman" w:hAnsi="Arial" w:cs="Arial"/>
+                <w:b/>
+                <w:bCs/>
+                <w:color w:val="00B050"/>
+                <w:sz w:val="20"/>
+                <w:szCs w:val="20"/>
+              </w:rPr>
+              <w:t>Декабрь 2026</w:t>
+            </w:r>
+          </w:p>
+        </w:tc>
+        <w:tc>
+          <w:tcPr>
+            <w:tcW w:w="0" w:type="auto"/>
+            <w:tcBorders>
+              <w:top w:val="single" w:sz="6" w:space="0" w:color="808080"/>
+              <w:left w:val="single" w:sz="6" w:space="0" w:color="808080"/>
+              <w:bottom w:val="single" w:sz="6" w:space="0" w:color="808080"/>
+              <w:right w:val="single" w:sz="6" w:space="0" w:color="808080"/>
+            </w:tcBorders>
+            <w:shd w:val="clear" w:color="auto" w:fill="1F3864"/>
+            <w:tcMar>
+              <w:top w:w="60" w:type="dxa"/>
+              <w:left w:w="80" w:type="dxa"/>
+              <w:bottom w:w="60" w:type="dxa"/>
+              <w:right w:w="80" w:type="dxa"/>
+            </w:tcMar>
+            <w:vAlign w:val="center"/>
+            <w:hideMark/>
+          </w:tcPr>
+          <w:p>
+            <w:pPr>
+              <w:jc w:val="center"/>
+              <w:rPr>
+                <w:rFonts w:ascii="Arial" w:eastAsia="Times New Roman" w:hAnsi="Arial" w:cs="Arial"/>
+                <w:b/>
+                <w:bCs/>
+                <w:color w:val="ED7D31" w:themeColor="accent2"/>
+                <w:sz w:val="20"/>
+                <w:szCs w:val="20"/>
+              </w:rPr>
+            </w:pPr>
+            <w:r>
+              <w:rPr>
+                <w:rFonts w:ascii="Arial" w:eastAsia="Times New Roman" w:hAnsi="Arial" w:cs="Arial"/>
+                <w:b/>
+                <w:bCs/>
+                <w:color w:val="ED7D31" w:themeColor="accent2"/>
+                <w:sz w:val="20"/>
+                <w:szCs w:val="20"/>
+              </w:rPr>
+              <w:t>Январь 2027</w:t>
+            </w:r>
+          </w:p>
+        </w:tc>
+        <w:tc>
+          <w:tcPr>
+            <w:tcW w:w="0" w:type="auto"/>
+            <w:tcBorders>
+              <w:top w:val="single" w:sz="6" w:space="0" w:color="808080"/>
+              <w:left w:val="single" w:sz="6" w:space="0" w:color="808080"/>
+              <w:bottom w:val="single" w:sz="6" w:space="0" w:color="808080"/>
+              <w:right w:val="single" w:sz="6" w:space="0" w:color="808080"/>
+            </w:tcBorders>
+            <w:shd w:val="clear" w:color="auto" w:fill="1F3864"/>
+            <w:tcMar>
+              <w:top w:w="60" w:type="dxa"/>
+              <w:left w:w="80" w:type="dxa"/>
+              <w:bottom w:w="60" w:type="dxa"/>
+              <w:right w:w="80" w:type="dxa"/>
+            </w:tcMar>
+            <w:vAlign w:val="center"/>
+            <w:hideMark/>
+          </w:tcPr>
+          <w:p>
+            <w:pPr>
+              <w:jc w:val="center"/>
+              <w:rPr>
+                <w:rFonts w:ascii="Arial" w:eastAsia="Times New Roman" w:hAnsi="Arial" w:cs="Arial"/>
+                <w:b/>
+                <w:bCs/>
+                <w:color w:val="ED7D31" w:themeColor="accent2"/>
+                <w:sz w:val="20"/>
+                <w:szCs w:val="20"/>
+              </w:rPr>
+            </w:pPr>
+            <w:r>
+              <w:rPr>
+                <w:rFonts w:ascii="Arial" w:eastAsia="Times New Roman" w:hAnsi="Arial" w:cs="Arial"/>
+                <w:b/>
+                <w:bCs/>
+                <w:color w:val="ED7D31" w:themeColor="accent2"/>
+                <w:sz w:val="20"/>
+                <w:szCs w:val="20"/>
+              </w:rPr>
+              <w:t>Февраль 2027</w:t>
+            </w:r>
+          </w:p>
+        </w:tc>
+        <w:tc>
+          <w:tcPr>
+            <w:tcW w:w="0" w:type="auto"/>
+            <w:tcBorders>
+              <w:top w:val="single" w:sz="6" w:space="0" w:color="808080"/>
+              <w:left w:val="single" w:sz="6" w:space="0" w:color="808080"/>
+              <w:bottom w:val="single" w:sz="6" w:space="0" w:color="808080"/>
+              <w:right w:val="single" w:sz="6" w:space="0" w:color="808080"/>
+            </w:tcBorders>
+            <w:shd w:val="clear" w:color="auto" w:fill="1F3864"/>
+            <w:tcMar>
+              <w:top w:w="60" w:type="dxa"/>
+              <w:left w:w="80" w:type="dxa"/>
+              <w:bottom w:w="60" w:type="dxa"/>
+              <w:right w:w="80" w:type="dxa"/>
+            </w:tcMar>
+            <w:vAlign w:val="center"/>
+            <w:hideMark/>
+          </w:tcPr>
+          <w:p>
+            <w:pPr>
+              <w:jc w:val="center"/>
+              <w:rPr>
+                <w:rFonts w:ascii="Arial" w:eastAsia="Times New Roman" w:hAnsi="Arial" w:cs="Arial"/>
+                <w:b/>
+                <w:bCs/>
                 <w:color w:val="FFFFFF"/>
-                <w:sz w:val="20"/>
-                <w:szCs w:val="20"/>
+                <w:sz w:val="16"/>
+                <w:szCs w:val="16"/>
               </w:rPr>
             </w:pPr>
             <w:r>
@@ -200,184 +420,8 @@
                 <w:b/>
                 <w:bCs/>
                 <w:color w:val="FFFFFF"/>
-                <w:sz w:val="20"/>
-                <w:szCs w:val="20"/>
-              </w:rPr>
-              <w:t>Ноябрь 2026</w:t>
-            </w:r>
-          </w:p>
-        </w:tc>
-        <w:tc>
-          <w:tcPr>
-            <w:tcW w:w="0" w:type="auto"/>
-            <w:tcBorders>
-              <w:top w:val="single" w:sz="6" w:space="0" w:color="808080"/>
-              <w:left w:val="single" w:sz="6" w:space="0" w:color="808080"/>
-              <w:bottom w:val="single" w:sz="6" w:space="0" w:color="808080"/>
-              <w:right w:val="single" w:sz="6" w:space="0" w:color="808080"/>
-            </w:tcBorders>
-            <w:shd w:val="clear" w:color="auto" w:fill="1F3864"/>
-            <w:tcMar>
-              <w:top w:w="60" w:type="dxa"/>
-              <w:left w:w="80" w:type="dxa"/>
-              <w:bottom w:w="60" w:type="dxa"/>
-              <w:right w:w="80" w:type="dxa"/>
-            </w:tcMar>
-            <w:vAlign w:val="center"/>
-            <w:hideMark/>
-          </w:tcPr>
-          <w:p>
-            <w:pPr>
-              <w:jc w:val="center"/>
-              <w:rPr>
-                <w:rFonts w:ascii="Arial" w:eastAsia="Times New Roman" w:hAnsi="Arial" w:cs="Arial"/>
-                <w:b/>
-                <w:bCs/>
-                <w:color w:val="FFFFFF"/>
-                <w:sz w:val="20"/>
-                <w:szCs w:val="20"/>
-              </w:rPr>
-            </w:pPr>
-            <w:r>
-              <w:rPr>
-                <w:rFonts w:ascii="Arial" w:eastAsia="Times New Roman" w:hAnsi="Arial" w:cs="Arial"/>
-                <w:b/>
-                <w:bCs/>
-                <w:color w:val="FFFFFF"/>
-                <w:sz w:val="20"/>
-                <w:szCs w:val="20"/>
-              </w:rPr>
-              <w:t>Декабрь 2026</w:t>
-            </w:r>
-          </w:p>
-        </w:tc>
-        <w:tc>
-          <w:tcPr>
-            <w:tcW w:w="0" w:type="auto"/>
-            <w:tcBorders>
-              <w:top w:val="single" w:sz="6" w:space="0" w:color="808080"/>
-              <w:left w:val="single" w:sz="6" w:space="0" w:color="808080"/>
-              <w:bottom w:val="single" w:sz="6" w:space="0" w:color="808080"/>
-              <w:right w:val="single" w:sz="6" w:space="0" w:color="808080"/>
-            </w:tcBorders>
-            <w:shd w:val="clear" w:color="auto" w:fill="1F3864"/>
-            <w:tcMar>
-              <w:top w:w="60" w:type="dxa"/>
-              <w:left w:w="80" w:type="dxa"/>
-              <w:bottom w:w="60" w:type="dxa"/>
-              <w:right w:w="80" w:type="dxa"/>
-            </w:tcMar>
-            <w:vAlign w:val="center"/>
-            <w:hideMark/>
-          </w:tcPr>
-          <w:p>
-            <w:pPr>
-              <w:jc w:val="center"/>
-              <w:rPr>
-                <w:rFonts w:ascii="Arial" w:eastAsia="Times New Roman" w:hAnsi="Arial" w:cs="Arial"/>
-                <w:b/>
-                <w:bCs/>
-                <w:color w:val="FFFFFF"/>
-                <w:sz w:val="20"/>
-                <w:szCs w:val="20"/>
-              </w:rPr>
-            </w:pPr>
-            <w:r>
-              <w:rPr>
-                <w:rFonts w:ascii="Arial" w:eastAsia="Times New Roman" w:hAnsi="Arial" w:cs="Arial"/>
-                <w:b/>
-                <w:bCs/>
-                <w:color w:val="FFFFFF"/>
-                <w:sz w:val="20"/>
-                <w:szCs w:val="20"/>
-              </w:rPr>
-              <w:t>Январь 2027</w:t>
-            </w:r>
-          </w:p>
-        </w:tc>
-        <w:tc>
-          <w:tcPr>
-            <w:tcW w:w="0" w:type="auto"/>
-            <w:tcBorders>
-              <w:top w:val="single" w:sz="6" w:space="0" w:color="808080"/>
-              <w:left w:val="single" w:sz="6" w:space="0" w:color="808080"/>
-              <w:bottom w:val="single" w:sz="6" w:space="0" w:color="808080"/>
-              <w:right w:val="single" w:sz="6" w:space="0" w:color="808080"/>
-            </w:tcBorders>
-            <w:shd w:val="clear" w:color="auto" w:fill="1F3864"/>
-            <w:tcMar>
-              <w:top w:w="60" w:type="dxa"/>
-              <w:left w:w="80" w:type="dxa"/>
-              <w:bottom w:w="60" w:type="dxa"/>
-              <w:right w:w="80" w:type="dxa"/>
-            </w:tcMar>
-            <w:vAlign w:val="center"/>
-            <w:hideMark/>
-          </w:tcPr>
-          <w:p>
-            <w:pPr>
-              <w:jc w:val="center"/>
-              <w:rPr>
-                <w:rFonts w:ascii="Arial" w:eastAsia="Times New Roman" w:hAnsi="Arial" w:cs="Arial"/>
-                <w:b/>
-                <w:bCs/>
-                <w:color w:val="FFFFFF"/>
-                <w:sz w:val="20"/>
-                <w:szCs w:val="20"/>
-              </w:rPr>
-            </w:pPr>
-            <w:r>
-              <w:rPr>
-                <w:rFonts w:ascii="Arial" w:eastAsia="Times New Roman" w:hAnsi="Arial" w:cs="Arial"/>
-                <w:b/>
-                <w:bCs/>
-                <w:color w:val="FFFFFF"/>
-                <w:sz w:val="20"/>
-                <w:szCs w:val="20"/>
-              </w:rPr>
-              <w:t>Февраль 2027</w:t>
-            </w:r>
-          </w:p>
-        </w:tc>
-        <w:tc>
-          <w:tcPr>
-            <w:tcW w:w="0" w:type="auto"/>
-            <w:tcBorders>
-              <w:top w:val="single" w:sz="6" w:space="0" w:color="808080"/>
-              <w:left w:val="single" w:sz="6" w:space="0" w:color="808080"/>
-              <w:bottom w:val="single" w:sz="6" w:space="0" w:color="808080"/>
-              <w:right w:val="single" w:sz="6" w:space="0" w:color="808080"/>
-            </w:tcBorders>
-            <w:shd w:val="clear" w:color="auto" w:fill="1F3864"/>
-            <w:tcMar>
-              <w:top w:w="60" w:type="dxa"/>
-              <w:left w:w="80" w:type="dxa"/>
-              <w:bottom w:w="60" w:type="dxa"/>
-              <w:right w:w="80" w:type="dxa"/>
-            </w:tcMar>
-            <w:vAlign w:val="center"/>
-            <w:hideMark/>
-          </w:tcPr>
-          <w:p>
-            <w:pPr>
-              <w:jc w:val="center"/>
-              <w:rPr>
-                <w:rFonts w:ascii="Arial" w:eastAsia="Times New Roman" w:hAnsi="Arial" w:cs="Arial"/>
-                <w:b/>
-                <w:bCs/>
-                <w:color w:val="FFFFFF"/>
-                <w:sz w:val="20"/>
-                <w:szCs w:val="20"/>
-              </w:rPr>
-            </w:pPr>
-            <w:r>
-              <w:rPr>
-                <w:rFonts w:ascii="Arial" w:eastAsia="Times New Roman" w:hAnsi="Arial" w:cs="Arial"/>
-                <w:b/>
-                <w:bCs/>
-                <w:color w:val="FFFFFF"/>
-                <w:sz w:val="20"/>
-                <w:szCs w:val="20"/>
+                <w:sz w:val="16"/>
+                <w:szCs w:val="16"/>
               </w:rPr>
               <w:t>Итого</w:t>
             </w:r>
@@ -627,13 +671,15 @@
             <w:pPr>
               <w:rPr>
                 <w:rFonts w:ascii="Arial" w:eastAsia="Times New Roman" w:hAnsi="Arial" w:cs="Arial"/>
-                <w:sz w:val="20"/>
-                <w:szCs w:val="20"/>
-              </w:rPr>
-            </w:pPr>
-            <w:r>
-              <w:rPr>
-                <w:rFonts w:ascii="Arial" w:eastAsia="Times New Roman" w:hAnsi="Arial" w:cs="Arial"/>
+                <w:color w:val="00B050"/>
+                <w:sz w:val="20"/>
+                <w:szCs w:val="20"/>
+              </w:rPr>
+            </w:pPr>
+            <w:r>
+              <w:rPr>
+                <w:rFonts w:ascii="Arial" w:eastAsia="Times New Roman" w:hAnsi="Arial" w:cs="Arial"/>
+                <w:color w:val="00B050"/>
                 <w:sz w:val="20"/>
                 <w:szCs w:val="20"/>
               </w:rPr>
@@ -675,159 +721,159 @@
                 <w:sz w:val="20"/>
                 <w:szCs w:val="20"/>
               </w:rPr>
-              <w:t>64 149 240</w:t>
-            </w:r>
-          </w:p>
-        </w:tc>
-        <w:tc>
-          <w:tcPr>
-            <w:tcW w:w="0" w:type="auto"/>
-            <w:tcBorders>
-              <w:top w:val="single" w:sz="6" w:space="0" w:color="808080"/>
-              <w:left w:val="single" w:sz="6" w:space="0" w:color="808080"/>
-              <w:bottom w:val="single" w:sz="6" w:space="0" w:color="808080"/>
-              <w:right w:val="single" w:sz="6" w:space="0" w:color="808080"/>
-            </w:tcBorders>
-            <w:noWrap/>
-            <w:tcMar>
-              <w:top w:w="60" w:type="dxa"/>
-              <w:left w:w="80" w:type="dxa"/>
-              <w:bottom w:w="60" w:type="dxa"/>
-              <w:right w:w="80" w:type="dxa"/>
-            </w:tcMar>
-            <w:vAlign w:val="center"/>
-            <w:hideMark/>
-          </w:tcPr>
-          <w:p>
-            <w:pPr>
-              <w:jc w:val="right"/>
-              <w:rPr>
-                <w:rFonts w:ascii="Arial" w:eastAsia="Times New Roman" w:hAnsi="Arial" w:cs="Arial"/>
-                <w:sz w:val="20"/>
-                <w:szCs w:val="20"/>
-              </w:rPr>
-            </w:pPr>
-            <w:r>
-              <w:rPr>
-                <w:rFonts w:ascii="Arial" w:eastAsia="Times New Roman" w:hAnsi="Arial" w:cs="Arial"/>
-                <w:sz w:val="20"/>
-                <w:szCs w:val="20"/>
-              </w:rPr>
-              <w:t>37 571 650</w:t>
-            </w:r>
-          </w:p>
-        </w:tc>
-        <w:tc>
-          <w:tcPr>
-            <w:tcW w:w="0" w:type="auto"/>
-            <w:tcBorders>
-              <w:top w:val="single" w:sz="6" w:space="0" w:color="808080"/>
-              <w:left w:val="single" w:sz="6" w:space="0" w:color="808080"/>
-              <w:bottom w:val="single" w:sz="6" w:space="0" w:color="808080"/>
-              <w:right w:val="single" w:sz="6" w:space="0" w:color="808080"/>
-            </w:tcBorders>
-            <w:noWrap/>
-            <w:tcMar>
-              <w:top w:w="60" w:type="dxa"/>
-              <w:left w:w="80" w:type="dxa"/>
-              <w:bottom w:w="60" w:type="dxa"/>
-              <w:right w:w="80" w:type="dxa"/>
-            </w:tcMar>
-            <w:vAlign w:val="center"/>
-            <w:hideMark/>
-          </w:tcPr>
-          <w:p>
-            <w:pPr>
-              <w:jc w:val="right"/>
-              <w:rPr>
-                <w:rFonts w:ascii="Arial" w:eastAsia="Times New Roman" w:hAnsi="Arial" w:cs="Arial"/>
-                <w:sz w:val="20"/>
-                <w:szCs w:val="20"/>
-              </w:rPr>
-            </w:pPr>
-            <w:r>
-              <w:rPr>
-                <w:rFonts w:ascii="Arial" w:eastAsia="Times New Roman" w:hAnsi="Arial" w:cs="Arial"/>
-                <w:sz w:val="20"/>
-                <w:szCs w:val="20"/>
-              </w:rPr>
-              <w:t>28 182 130</w:t>
-            </w:r>
-          </w:p>
-        </w:tc>
-        <w:tc>
-          <w:tcPr>
-            <w:tcW w:w="0" w:type="auto"/>
-            <w:tcBorders>
-              <w:top w:val="single" w:sz="6" w:space="0" w:color="808080"/>
-              <w:left w:val="single" w:sz="6" w:space="0" w:color="808080"/>
-              <w:bottom w:val="single" w:sz="6" w:space="0" w:color="808080"/>
-              <w:right w:val="single" w:sz="6" w:space="0" w:color="808080"/>
-            </w:tcBorders>
-            <w:noWrap/>
-            <w:tcMar>
-              <w:top w:w="60" w:type="dxa"/>
-              <w:left w:w="80" w:type="dxa"/>
-              <w:bottom w:w="60" w:type="dxa"/>
-              <w:right w:w="80" w:type="dxa"/>
-            </w:tcMar>
-            <w:vAlign w:val="center"/>
-            <w:hideMark/>
-          </w:tcPr>
-          <w:p>
-            <w:pPr>
-              <w:jc w:val="right"/>
-              <w:rPr>
-                <w:rFonts w:ascii="Arial" w:eastAsia="Times New Roman" w:hAnsi="Arial" w:cs="Arial"/>
-                <w:sz w:val="20"/>
-                <w:szCs w:val="20"/>
-              </w:rPr>
-            </w:pPr>
-            <w:r>
-              <w:rPr>
-                <w:rFonts w:ascii="Arial" w:eastAsia="Times New Roman" w:hAnsi="Arial" w:cs="Arial"/>
-                <w:sz w:val="20"/>
-                <w:szCs w:val="20"/>
-              </w:rPr>
-              <w:t>34 985 400</w:t>
-            </w:r>
-          </w:p>
-        </w:tc>
-        <w:tc>
-          <w:tcPr>
-            <w:tcW w:w="0" w:type="auto"/>
-            <w:tcBorders>
-              <w:top w:val="single" w:sz="6" w:space="0" w:color="808080"/>
-              <w:left w:val="single" w:sz="6" w:space="0" w:color="808080"/>
-              <w:bottom w:val="single" w:sz="6" w:space="0" w:color="808080"/>
-              <w:right w:val="single" w:sz="6" w:space="0" w:color="808080"/>
-            </w:tcBorders>
-            <w:noWrap/>
-            <w:tcMar>
-              <w:top w:w="60" w:type="dxa"/>
-              <w:left w:w="80" w:type="dxa"/>
-              <w:bottom w:w="60" w:type="dxa"/>
-              <w:right w:w="80" w:type="dxa"/>
-            </w:tcMar>
-            <w:vAlign w:val="center"/>
-            <w:hideMark/>
-          </w:tcPr>
-          <w:p>
-            <w:pPr>
-              <w:jc w:val="right"/>
-              <w:rPr>
-                <w:rFonts w:ascii="Arial" w:eastAsia="Times New Roman" w:hAnsi="Arial" w:cs="Arial"/>
-                <w:sz w:val="20"/>
-                <w:szCs w:val="20"/>
-              </w:rPr>
-            </w:pPr>
-            <w:r>
-              <w:rPr>
-                <w:rFonts w:ascii="Arial" w:eastAsia="Times New Roman" w:hAnsi="Arial" w:cs="Arial"/>
-                <w:sz w:val="20"/>
-                <w:szCs w:val="20"/>
-              </w:rPr>
-              <w:t>164 888 420</w:t>
+              <w:t xml:space="preserve">56 312 240</w:t>
+            </w:r>
+          </w:p>
+        </w:tc>
+        <w:tc>
+          <w:tcPr>
+            <w:tcW w:w="0" w:type="auto"/>
+            <w:tcBorders>
+              <w:top w:val="single" w:sz="6" w:space="0" w:color="808080"/>
+              <w:left w:val="single" w:sz="6" w:space="0" w:color="808080"/>
+              <w:bottom w:val="single" w:sz="6" w:space="0" w:color="808080"/>
+              <w:right w:val="single" w:sz="6" w:space="0" w:color="808080"/>
+            </w:tcBorders>
+            <w:noWrap/>
+            <w:tcMar>
+              <w:top w:w="60" w:type="dxa"/>
+              <w:left w:w="80" w:type="dxa"/>
+              <w:bottom w:w="60" w:type="dxa"/>
+              <w:right w:w="80" w:type="dxa"/>
+            </w:tcMar>
+            <w:vAlign w:val="center"/>
+            <w:hideMark/>
+          </w:tcPr>
+          <w:p>
+            <w:pPr>
+              <w:jc w:val="right"/>
+              <w:rPr>
+                <w:rFonts w:ascii="Arial" w:eastAsia="Times New Roman" w:hAnsi="Arial" w:cs="Arial"/>
+                <w:sz w:val="20"/>
+                <w:szCs w:val="20"/>
+              </w:rPr>
+            </w:pPr>
+            <w:r>
+              <w:rPr>
+                <w:rFonts w:ascii="Arial" w:eastAsia="Times New Roman" w:hAnsi="Arial" w:cs="Arial"/>
+                <w:sz w:val="20"/>
+                <w:szCs w:val="20"/>
+              </w:rPr>
+              <w:t xml:space="preserve">37 571 650</w:t>
+            </w:r>
+          </w:p>
+        </w:tc>
+        <w:tc>
+          <w:tcPr>
+            <w:tcW w:w="0" w:type="auto"/>
+            <w:tcBorders>
+              <w:top w:val="single" w:sz="6" w:space="0" w:color="808080"/>
+              <w:left w:val="single" w:sz="6" w:space="0" w:color="808080"/>
+              <w:bottom w:val="single" w:sz="6" w:space="0" w:color="808080"/>
+              <w:right w:val="single" w:sz="6" w:space="0" w:color="808080"/>
+            </w:tcBorders>
+            <w:noWrap/>
+            <w:tcMar>
+              <w:top w:w="60" w:type="dxa"/>
+              <w:left w:w="80" w:type="dxa"/>
+              <w:bottom w:w="60" w:type="dxa"/>
+              <w:right w:w="80" w:type="dxa"/>
+            </w:tcMar>
+            <w:vAlign w:val="center"/>
+            <w:hideMark/>
+          </w:tcPr>
+          <w:p>
+            <w:pPr>
+              <w:jc w:val="right"/>
+              <w:rPr>
+                <w:rFonts w:ascii="Arial" w:eastAsia="Times New Roman" w:hAnsi="Arial" w:cs="Arial"/>
+                <w:sz w:val="20"/>
+                <w:szCs w:val="20"/>
+              </w:rPr>
+            </w:pPr>
+            <w:r>
+              <w:rPr>
+                <w:rFonts w:ascii="Arial" w:eastAsia="Times New Roman" w:hAnsi="Arial" w:cs="Arial"/>
+                <w:sz w:val="20"/>
+                <w:szCs w:val="20"/>
+              </w:rPr>
+              <w:t xml:space="preserve">28 182 130</w:t>
+            </w:r>
+          </w:p>
+        </w:tc>
+        <w:tc>
+          <w:tcPr>
+            <w:tcW w:w="0" w:type="auto"/>
+            <w:tcBorders>
+              <w:top w:val="single" w:sz="6" w:space="0" w:color="808080"/>
+              <w:left w:val="single" w:sz="6" w:space="0" w:color="808080"/>
+              <w:bottom w:val="single" w:sz="6" w:space="0" w:color="808080"/>
+              <w:right w:val="single" w:sz="6" w:space="0" w:color="808080"/>
+            </w:tcBorders>
+            <w:noWrap/>
+            <w:tcMar>
+              <w:top w:w="60" w:type="dxa"/>
+              <w:left w:w="80" w:type="dxa"/>
+              <w:bottom w:w="60" w:type="dxa"/>
+              <w:right w:w="80" w:type="dxa"/>
+            </w:tcMar>
+            <w:vAlign w:val="center"/>
+            <w:hideMark/>
+          </w:tcPr>
+          <w:p>
+            <w:pPr>
+              <w:jc w:val="right"/>
+              <w:rPr>
+                <w:rFonts w:ascii="Arial" w:eastAsia="Times New Roman" w:hAnsi="Arial" w:cs="Arial"/>
+                <w:sz w:val="20"/>
+                <w:szCs w:val="20"/>
+              </w:rPr>
+            </w:pPr>
+            <w:r>
+              <w:rPr>
+                <w:rFonts w:ascii="Arial" w:eastAsia="Times New Roman" w:hAnsi="Arial" w:cs="Arial"/>
+                <w:sz w:val="20"/>
+                <w:szCs w:val="20"/>
+              </w:rPr>
+              <w:t xml:space="preserve">34 985 400</w:t>
+            </w:r>
+          </w:p>
+        </w:tc>
+        <w:tc>
+          <w:tcPr>
+            <w:tcW w:w="0" w:type="auto"/>
+            <w:tcBorders>
+              <w:top w:val="single" w:sz="6" w:space="0" w:color="808080"/>
+              <w:left w:val="single" w:sz="6" w:space="0" w:color="808080"/>
+              <w:bottom w:val="single" w:sz="6" w:space="0" w:color="808080"/>
+              <w:right w:val="single" w:sz="6" w:space="0" w:color="808080"/>
+            </w:tcBorders>
+            <w:noWrap/>
+            <w:tcMar>
+              <w:top w:w="60" w:type="dxa"/>
+              <w:left w:w="80" w:type="dxa"/>
+              <w:bottom w:w="60" w:type="dxa"/>
+              <w:right w:w="80" w:type="dxa"/>
+            </w:tcMar>
+            <w:vAlign w:val="center"/>
+            <w:hideMark/>
+          </w:tcPr>
+          <w:p>
+            <w:pPr>
+              <w:jc w:val="right"/>
+              <w:rPr>
+                <w:rFonts w:ascii="Arial" w:eastAsia="Times New Roman" w:hAnsi="Arial" w:cs="Arial"/>
+                <w:sz w:val="16"/>
+                <w:szCs w:val="16"/>
+              </w:rPr>
+            </w:pPr>
+            <w:r>
+              <w:rPr>
+                <w:rFonts w:ascii="Arial" w:eastAsia="Times New Roman" w:hAnsi="Arial" w:cs="Arial"/>
+                <w:sz w:val="16"/>
+                <w:szCs w:val="16"/>
+              </w:rPr>
+              <w:t xml:space="preserve">157 051 420</w:t>
             </w:r>
           </w:p>
         </w:tc>
@@ -855,13 +901,15 @@
             <w:pPr>
               <w:rPr>
                 <w:rFonts w:ascii="Arial" w:eastAsia="Times New Roman" w:hAnsi="Arial" w:cs="Arial"/>
-                <w:sz w:val="20"/>
-                <w:szCs w:val="20"/>
-              </w:rPr>
-            </w:pPr>
-            <w:r>
-              <w:rPr>
-                <w:rFonts w:ascii="Arial" w:eastAsia="Times New Roman" w:hAnsi="Arial" w:cs="Arial"/>
+                <w:color w:val="00B050"/>
+                <w:sz w:val="20"/>
+                <w:szCs w:val="20"/>
+              </w:rPr>
+            </w:pPr>
+            <w:r>
+              <w:rPr>
+                <w:rFonts w:ascii="Arial" w:eastAsia="Times New Roman" w:hAnsi="Arial" w:cs="Arial"/>
+                <w:color w:val="00B050"/>
                 <w:sz w:val="20"/>
                 <w:szCs w:val="20"/>
               </w:rPr>
@@ -1045,15 +1093,15 @@
               <w:jc w:val="right"/>
               <w:rPr>
                 <w:rFonts w:ascii="Arial" w:eastAsia="Times New Roman" w:hAnsi="Arial" w:cs="Arial"/>
-                <w:sz w:val="20"/>
-                <w:szCs w:val="20"/>
-              </w:rPr>
-            </w:pPr>
-            <w:r>
-              <w:rPr>
-                <w:rFonts w:ascii="Arial" w:eastAsia="Times New Roman" w:hAnsi="Arial" w:cs="Arial"/>
-                <w:sz w:val="20"/>
-                <w:szCs w:val="20"/>
+                <w:sz w:val="16"/>
+                <w:szCs w:val="16"/>
+              </w:rPr>
+            </w:pPr>
+            <w:r>
+              <w:rPr>
+                <w:rFonts w:ascii="Arial" w:eastAsia="Times New Roman" w:hAnsi="Arial" w:cs="Arial"/>
+                <w:sz w:val="16"/>
+                <w:szCs w:val="16"/>
               </w:rPr>
               <w:t>27 526 384</w:t>
             </w:r>
@@ -1083,13 +1131,15 @@
             <w:pPr>
               <w:rPr>
                 <w:rFonts w:ascii="Arial" w:eastAsia="Times New Roman" w:hAnsi="Arial" w:cs="Arial"/>
-                <w:sz w:val="20"/>
-                <w:szCs w:val="20"/>
-              </w:rPr>
-            </w:pPr>
-            <w:r>
-              <w:rPr>
-                <w:rFonts w:ascii="Arial" w:eastAsia="Times New Roman" w:hAnsi="Arial" w:cs="Arial"/>
+                <w:color w:val="00B050"/>
+                <w:sz w:val="20"/>
+                <w:szCs w:val="20"/>
+              </w:rPr>
+            </w:pPr>
+            <w:r>
+              <w:rPr>
+                <w:rFonts w:ascii="Arial" w:eastAsia="Times New Roman" w:hAnsi="Arial" w:cs="Arial"/>
+                <w:color w:val="00B050"/>
                 <w:sz w:val="20"/>
                 <w:szCs w:val="20"/>
               </w:rPr>
@@ -1273,15 +1323,15 @@
               <w:jc w:val="right"/>
               <w:rPr>
                 <w:rFonts w:ascii="Arial" w:eastAsia="Times New Roman" w:hAnsi="Arial" w:cs="Arial"/>
-                <w:sz w:val="20"/>
-                <w:szCs w:val="20"/>
-              </w:rPr>
-            </w:pPr>
-            <w:r>
-              <w:rPr>
-                <w:rFonts w:ascii="Arial" w:eastAsia="Times New Roman" w:hAnsi="Arial" w:cs="Arial"/>
-                <w:sz w:val="20"/>
-                <w:szCs w:val="20"/>
+                <w:sz w:val="16"/>
+                <w:szCs w:val="16"/>
+              </w:rPr>
+            </w:pPr>
+            <w:r>
+              <w:rPr>
+                <w:rFonts w:ascii="Arial" w:eastAsia="Times New Roman" w:hAnsi="Arial" w:cs="Arial"/>
+                <w:sz w:val="16"/>
+                <w:szCs w:val="16"/>
               </w:rPr>
               <w:t>850 095</w:t>
             </w:r>
@@ -1311,13 +1361,15 @@
             <w:pPr>
               <w:rPr>
                 <w:rFonts w:ascii="Arial" w:eastAsia="Times New Roman" w:hAnsi="Arial" w:cs="Arial"/>
-                <w:sz w:val="20"/>
-                <w:szCs w:val="20"/>
-              </w:rPr>
-            </w:pPr>
-            <w:r>
-              <w:rPr>
-                <w:rFonts w:ascii="Arial" w:eastAsia="Times New Roman" w:hAnsi="Arial" w:cs="Arial"/>
+                <w:color w:val="00B050"/>
+                <w:sz w:val="20"/>
+                <w:szCs w:val="20"/>
+              </w:rPr>
+            </w:pPr>
+            <w:r>
+              <w:rPr>
+                <w:rFonts w:ascii="Arial" w:eastAsia="Times New Roman" w:hAnsi="Arial" w:cs="Arial"/>
+                <w:color w:val="00B050"/>
                 <w:sz w:val="20"/>
                 <w:szCs w:val="20"/>
               </w:rPr>
@@ -1501,15 +1553,15 @@
               <w:jc w:val="right"/>
               <w:rPr>
                 <w:rFonts w:ascii="Arial" w:eastAsia="Times New Roman" w:hAnsi="Arial" w:cs="Arial"/>
-                <w:sz w:val="20"/>
-                <w:szCs w:val="20"/>
-              </w:rPr>
-            </w:pPr>
-            <w:r>
-              <w:rPr>
-                <w:rFonts w:ascii="Arial" w:eastAsia="Times New Roman" w:hAnsi="Arial" w:cs="Arial"/>
-                <w:sz w:val="20"/>
-                <w:szCs w:val="20"/>
+                <w:sz w:val="16"/>
+                <w:szCs w:val="16"/>
+              </w:rPr>
+            </w:pPr>
+            <w:r>
+              <w:rPr>
+                <w:rFonts w:ascii="Arial" w:eastAsia="Times New Roman" w:hAnsi="Arial" w:cs="Arial"/>
+                <w:sz w:val="16"/>
+                <w:szCs w:val="16"/>
               </w:rPr>
               <w:t>8 312 775</w:t>
             </w:r>
@@ -1577,13 +1629,15 @@
               <w:jc w:val="right"/>
               <w:rPr>
                 <w:rFonts w:ascii="Arial" w:eastAsia="Times New Roman" w:hAnsi="Arial" w:cs="Arial"/>
-                <w:sz w:val="20"/>
-                <w:szCs w:val="20"/>
-              </w:rPr>
-            </w:pPr>
-            <w:r>
-              <w:rPr>
-                <w:rFonts w:ascii="Arial" w:eastAsia="Times New Roman" w:hAnsi="Arial" w:cs="Arial"/>
+                <w:color w:val="00B050"/>
+                <w:sz w:val="20"/>
+                <w:szCs w:val="20"/>
+              </w:rPr>
+            </w:pPr>
+            <w:r>
+              <w:rPr>
+                <w:rFonts w:ascii="Arial" w:eastAsia="Times New Roman" w:hAnsi="Arial" w:cs="Arial"/>
+                <w:color w:val="00B050"/>
                 <w:sz w:val="20"/>
                 <w:szCs w:val="20"/>
               </w:rPr>
@@ -1625,7 +1679,17 @@
                 <w:sz w:val="20"/>
                 <w:szCs w:val="20"/>
               </w:rPr>
-              <w:t>1 695 609</w:t>
+              <w:t>1 69</w:t>
+            </w:r>
+            <w:bookmarkStart w:id="0" w:name="_GoBack"/>
+            <w:bookmarkEnd w:id="0"/>
+            <w:r>
+              <w:rPr>
+                <w:rFonts w:ascii="Arial" w:eastAsia="Times New Roman" w:hAnsi="Arial" w:cs="Arial"/>
+                <w:sz w:val="20"/>
+                <w:szCs w:val="20"/>
+              </w:rPr>
+              <w:t>5 609</w:t>
             </w:r>
           </w:p>
         </w:tc>
@@ -1729,15 +1793,15 @@
               <w:jc w:val="right"/>
               <w:rPr>
                 <w:rFonts w:ascii="Arial" w:eastAsia="Times New Roman" w:hAnsi="Arial" w:cs="Arial"/>
-                <w:sz w:val="20"/>
-                <w:szCs w:val="20"/>
-              </w:rPr>
-            </w:pPr>
-            <w:r>
-              <w:rPr>
-                <w:rFonts w:ascii="Arial" w:eastAsia="Times New Roman" w:hAnsi="Arial" w:cs="Arial"/>
-                <w:sz w:val="20"/>
-                <w:szCs w:val="20"/>
+                <w:sz w:val="16"/>
+                <w:szCs w:val="16"/>
+              </w:rPr>
+            </w:pPr>
+            <w:r>
+              <w:rPr>
+                <w:rFonts w:ascii="Arial" w:eastAsia="Times New Roman" w:hAnsi="Arial" w:cs="Arial"/>
+                <w:sz w:val="16"/>
+                <w:szCs w:val="16"/>
               </w:rPr>
               <w:t>14 537 637</w:t>
             </w:r>
@@ -1805,13 +1869,15 @@
               <w:jc w:val="right"/>
               <w:rPr>
                 <w:rFonts w:ascii="Arial" w:eastAsia="Times New Roman" w:hAnsi="Arial" w:cs="Arial"/>
-                <w:sz w:val="20"/>
-                <w:szCs w:val="20"/>
-              </w:rPr>
-            </w:pPr>
-            <w:r>
-              <w:rPr>
-                <w:rFonts w:ascii="Arial" w:eastAsia="Times New Roman" w:hAnsi="Arial" w:cs="Arial"/>
+                <w:color w:val="00B050"/>
+                <w:sz w:val="20"/>
+                <w:szCs w:val="20"/>
+              </w:rPr>
+            </w:pPr>
+            <w:r>
+              <w:rPr>
+                <w:rFonts w:ascii="Arial" w:eastAsia="Times New Roman" w:hAnsi="Arial" w:cs="Arial"/>
+                <w:color w:val="00B050"/>
                 <w:sz w:val="20"/>
                 <w:szCs w:val="20"/>
               </w:rPr>
@@ -1957,15 +2023,15 @@
               <w:jc w:val="right"/>
               <w:rPr>
                 <w:rFonts w:ascii="Arial" w:eastAsia="Times New Roman" w:hAnsi="Arial" w:cs="Arial"/>
-                <w:sz w:val="20"/>
-                <w:szCs w:val="20"/>
-              </w:rPr>
-            </w:pPr>
-            <w:r>
-              <w:rPr>
-                <w:rFonts w:ascii="Arial" w:eastAsia="Times New Roman" w:hAnsi="Arial" w:cs="Arial"/>
-                <w:sz w:val="20"/>
-                <w:szCs w:val="20"/>
+                <w:sz w:val="16"/>
+                <w:szCs w:val="16"/>
+              </w:rPr>
+            </w:pPr>
+            <w:r>
+              <w:rPr>
+                <w:rFonts w:ascii="Arial" w:eastAsia="Times New Roman" w:hAnsi="Arial" w:cs="Arial"/>
+                <w:sz w:val="16"/>
+                <w:szCs w:val="16"/>
               </w:rPr>
               <w:t>27 467 936</w:t>
             </w:r>
@@ -2071,13 +2137,15 @@
               <w:jc w:val="right"/>
               <w:rPr>
                 <w:rFonts w:ascii="Arial" w:eastAsia="Times New Roman" w:hAnsi="Arial" w:cs="Arial"/>
-                <w:sz w:val="20"/>
-                <w:szCs w:val="20"/>
-              </w:rPr>
-            </w:pPr>
-            <w:r>
-              <w:rPr>
-                <w:rFonts w:ascii="Arial" w:eastAsia="Times New Roman" w:hAnsi="Arial" w:cs="Arial"/>
+                <w:color w:val="00B050"/>
+                <w:sz w:val="20"/>
+                <w:szCs w:val="20"/>
+              </w:rPr>
+            </w:pPr>
+            <w:r>
+              <w:rPr>
+                <w:rFonts w:ascii="Arial" w:eastAsia="Times New Roman" w:hAnsi="Arial" w:cs="Arial"/>
+                <w:color w:val="00B050"/>
                 <w:sz w:val="20"/>
                 <w:szCs w:val="20"/>
               </w:rPr>
@@ -2185,15 +2253,15 @@
               <w:jc w:val="right"/>
               <w:rPr>
                 <w:rFonts w:ascii="Arial" w:eastAsia="Times New Roman" w:hAnsi="Arial" w:cs="Arial"/>
-                <w:sz w:val="20"/>
-                <w:szCs w:val="20"/>
-              </w:rPr>
-            </w:pPr>
-            <w:r>
-              <w:rPr>
-                <w:rFonts w:ascii="Arial" w:eastAsia="Times New Roman" w:hAnsi="Arial" w:cs="Arial"/>
-                <w:sz w:val="20"/>
-                <w:szCs w:val="20"/>
+                <w:sz w:val="16"/>
+                <w:szCs w:val="16"/>
+              </w:rPr>
+            </w:pPr>
+            <w:r>
+              <w:rPr>
+                <w:rFonts w:ascii="Arial" w:eastAsia="Times New Roman" w:hAnsi="Arial" w:cs="Arial"/>
+                <w:sz w:val="16"/>
+                <w:szCs w:val="16"/>
               </w:rPr>
               <w:t>1 142 447</w:t>
             </w:r>
@@ -2299,13 +2367,15 @@
               <w:jc w:val="right"/>
               <w:rPr>
                 <w:rFonts w:ascii="Arial" w:eastAsia="Times New Roman" w:hAnsi="Arial" w:cs="Arial"/>
-                <w:sz w:val="20"/>
-                <w:szCs w:val="20"/>
-              </w:rPr>
-            </w:pPr>
-            <w:r>
-              <w:rPr>
-                <w:rFonts w:ascii="Arial" w:eastAsia="Times New Roman" w:hAnsi="Arial" w:cs="Arial"/>
+                <w:color w:val="00B050"/>
+                <w:sz w:val="20"/>
+                <w:szCs w:val="20"/>
+              </w:rPr>
+            </w:pPr>
+            <w:r>
+              <w:rPr>
+                <w:rFonts w:ascii="Arial" w:eastAsia="Times New Roman" w:hAnsi="Arial" w:cs="Arial"/>
+                <w:color w:val="00B050"/>
                 <w:sz w:val="20"/>
                 <w:szCs w:val="20"/>
               </w:rPr>
@@ -2413,15 +2483,15 @@
               <w:jc w:val="right"/>
               <w:rPr>
                 <w:rFonts w:ascii="Arial" w:eastAsia="Times New Roman" w:hAnsi="Arial" w:cs="Arial"/>
-                <w:sz w:val="20"/>
-                <w:szCs w:val="20"/>
-              </w:rPr>
-            </w:pPr>
-            <w:r>
-              <w:rPr>
-                <w:rFonts w:ascii="Arial" w:eastAsia="Times New Roman" w:hAnsi="Arial" w:cs="Arial"/>
-                <w:sz w:val="20"/>
-                <w:szCs w:val="20"/>
+                <w:sz w:val="16"/>
+                <w:szCs w:val="16"/>
+              </w:rPr>
+            </w:pPr>
+            <w:r>
+              <w:rPr>
+                <w:rFonts w:ascii="Arial" w:eastAsia="Times New Roman" w:hAnsi="Arial" w:cs="Arial"/>
+                <w:sz w:val="16"/>
+                <w:szCs w:val="16"/>
               </w:rPr>
               <w:t>4 700 000</w:t>
             </w:r>
@@ -2507,175 +2577,175 @@
                 <w:sz w:val="20"/>
                 <w:szCs w:val="20"/>
               </w:rPr>
-              <w:t>99 249 525</w:t>
-            </w:r>
-          </w:p>
-        </w:tc>
-        <w:tc>
-          <w:tcPr>
-            <w:tcW w:w="0" w:type="auto"/>
-            <w:tcBorders>
-              <w:top w:val="single" w:sz="6" w:space="0" w:color="808080"/>
-              <w:left w:val="single" w:sz="6" w:space="0" w:color="808080"/>
-              <w:bottom w:val="single" w:sz="6" w:space="0" w:color="808080"/>
-              <w:right w:val="single" w:sz="6" w:space="0" w:color="808080"/>
-            </w:tcBorders>
-            <w:noWrap/>
-            <w:tcMar>
-              <w:top w:w="60" w:type="dxa"/>
-              <w:left w:w="80" w:type="dxa"/>
-              <w:bottom w:w="60" w:type="dxa"/>
-              <w:right w:w="80" w:type="dxa"/>
-            </w:tcMar>
-            <w:vAlign w:val="center"/>
-            <w:hideMark/>
-          </w:tcPr>
-          <w:p>
-            <w:pPr>
-              <w:jc w:val="right"/>
-              <w:rPr>
-                <w:rFonts w:ascii="Arial" w:eastAsia="Times New Roman" w:hAnsi="Arial" w:cs="Arial"/>
-                <w:b/>
-                <w:bCs/>
-                <w:sz w:val="20"/>
-                <w:szCs w:val="20"/>
-              </w:rPr>
-            </w:pPr>
-            <w:r>
-              <w:rPr>
-                <w:rFonts w:ascii="Arial" w:eastAsia="Times New Roman" w:hAnsi="Arial" w:cs="Arial"/>
-                <w:b/>
-                <w:bCs/>
-                <w:sz w:val="20"/>
-                <w:szCs w:val="20"/>
-              </w:rPr>
-              <w:t>54 689 604</w:t>
-            </w:r>
-          </w:p>
-        </w:tc>
-        <w:tc>
-          <w:tcPr>
-            <w:tcW w:w="0" w:type="auto"/>
-            <w:tcBorders>
-              <w:top w:val="single" w:sz="6" w:space="0" w:color="808080"/>
-              <w:left w:val="single" w:sz="6" w:space="0" w:color="808080"/>
-              <w:bottom w:val="single" w:sz="6" w:space="0" w:color="808080"/>
-              <w:right w:val="single" w:sz="6" w:space="0" w:color="808080"/>
-            </w:tcBorders>
-            <w:noWrap/>
-            <w:tcMar>
-              <w:top w:w="60" w:type="dxa"/>
-              <w:left w:w="80" w:type="dxa"/>
-              <w:bottom w:w="60" w:type="dxa"/>
-              <w:right w:w="80" w:type="dxa"/>
-            </w:tcMar>
-            <w:vAlign w:val="center"/>
-            <w:hideMark/>
-          </w:tcPr>
-          <w:p>
-            <w:pPr>
-              <w:jc w:val="right"/>
-              <w:rPr>
-                <w:rFonts w:ascii="Arial" w:eastAsia="Times New Roman" w:hAnsi="Arial" w:cs="Arial"/>
-                <w:b/>
-                <w:bCs/>
-                <w:sz w:val="20"/>
-                <w:szCs w:val="20"/>
-              </w:rPr>
-            </w:pPr>
-            <w:r>
-              <w:rPr>
-                <w:rFonts w:ascii="Arial" w:eastAsia="Times New Roman" w:hAnsi="Arial" w:cs="Arial"/>
-                <w:b/>
-                <w:bCs/>
-                <w:sz w:val="20"/>
-                <w:szCs w:val="20"/>
-              </w:rPr>
-              <w:t>43 663 819</w:t>
-            </w:r>
-          </w:p>
-        </w:tc>
-        <w:tc>
-          <w:tcPr>
-            <w:tcW w:w="0" w:type="auto"/>
-            <w:tcBorders>
-              <w:top w:val="single" w:sz="6" w:space="0" w:color="808080"/>
-              <w:left w:val="single" w:sz="6" w:space="0" w:color="808080"/>
-              <w:bottom w:val="single" w:sz="6" w:space="0" w:color="808080"/>
-              <w:right w:val="single" w:sz="6" w:space="0" w:color="808080"/>
-            </w:tcBorders>
-            <w:noWrap/>
-            <w:tcMar>
-              <w:top w:w="60" w:type="dxa"/>
-              <w:left w:w="80" w:type="dxa"/>
-              <w:bottom w:w="60" w:type="dxa"/>
-              <w:right w:w="80" w:type="dxa"/>
-            </w:tcMar>
-            <w:vAlign w:val="center"/>
-            <w:hideMark/>
-          </w:tcPr>
-          <w:p>
-            <w:pPr>
-              <w:jc w:val="right"/>
-              <w:rPr>
-                <w:rFonts w:ascii="Arial" w:eastAsia="Times New Roman" w:hAnsi="Arial" w:cs="Arial"/>
-                <w:b/>
-                <w:bCs/>
-                <w:sz w:val="20"/>
-                <w:szCs w:val="20"/>
-              </w:rPr>
-            </w:pPr>
-            <w:r>
-              <w:rPr>
-                <w:rFonts w:ascii="Arial" w:eastAsia="Times New Roman" w:hAnsi="Arial" w:cs="Arial"/>
-                <w:b/>
-                <w:bCs/>
-                <w:sz w:val="20"/>
-                <w:szCs w:val="20"/>
-              </w:rPr>
-              <w:t>51 822 746</w:t>
-            </w:r>
-          </w:p>
-        </w:tc>
-        <w:tc>
-          <w:tcPr>
-            <w:tcW w:w="0" w:type="auto"/>
-            <w:tcBorders>
-              <w:top w:val="single" w:sz="6" w:space="0" w:color="808080"/>
-              <w:left w:val="single" w:sz="6" w:space="0" w:color="808080"/>
-              <w:bottom w:val="single" w:sz="6" w:space="0" w:color="808080"/>
-              <w:right w:val="single" w:sz="6" w:space="0" w:color="808080"/>
-            </w:tcBorders>
-            <w:noWrap/>
-            <w:tcMar>
-              <w:top w:w="60" w:type="dxa"/>
-              <w:left w:w="80" w:type="dxa"/>
-              <w:bottom w:w="60" w:type="dxa"/>
-              <w:right w:w="80" w:type="dxa"/>
-            </w:tcMar>
-            <w:vAlign w:val="center"/>
-            <w:hideMark/>
-          </w:tcPr>
-          <w:p>
-            <w:pPr>
-              <w:jc w:val="right"/>
-              <w:rPr>
-                <w:rFonts w:ascii="Arial" w:eastAsia="Times New Roman" w:hAnsi="Arial" w:cs="Arial"/>
-                <w:b/>
-                <w:bCs/>
-                <w:sz w:val="20"/>
-                <w:szCs w:val="20"/>
-              </w:rPr>
-            </w:pPr>
-            <w:r>
-              <w:rPr>
-                <w:rFonts w:ascii="Arial" w:eastAsia="Times New Roman" w:hAnsi="Arial" w:cs="Arial"/>
-                <w:b/>
-                <w:bCs/>
-                <w:sz w:val="20"/>
-                <w:szCs w:val="20"/>
-              </w:rPr>
-              <w:t>249 425 694</w:t>
+              <w:t xml:space="preserve">91 412 525</w:t>
+            </w:r>
+          </w:p>
+        </w:tc>
+        <w:tc>
+          <w:tcPr>
+            <w:tcW w:w="0" w:type="auto"/>
+            <w:tcBorders>
+              <w:top w:val="single" w:sz="6" w:space="0" w:color="808080"/>
+              <w:left w:val="single" w:sz="6" w:space="0" w:color="808080"/>
+              <w:bottom w:val="single" w:sz="6" w:space="0" w:color="808080"/>
+              <w:right w:val="single" w:sz="6" w:space="0" w:color="808080"/>
+            </w:tcBorders>
+            <w:noWrap/>
+            <w:tcMar>
+              <w:top w:w="60" w:type="dxa"/>
+              <w:left w:w="80" w:type="dxa"/>
+              <w:bottom w:w="60" w:type="dxa"/>
+              <w:right w:w="80" w:type="dxa"/>
+            </w:tcMar>
+            <w:vAlign w:val="center"/>
+            <w:hideMark/>
+          </w:tcPr>
+          <w:p>
+            <w:pPr>
+              <w:jc w:val="right"/>
+              <w:rPr>
+                <w:rFonts w:ascii="Arial" w:eastAsia="Times New Roman" w:hAnsi="Arial" w:cs="Arial"/>
+                <w:b/>
+                <w:bCs/>
+                <w:sz w:val="20"/>
+                <w:szCs w:val="20"/>
+              </w:rPr>
+            </w:pPr>
+            <w:r>
+              <w:rPr>
+                <w:rFonts w:ascii="Arial" w:eastAsia="Times New Roman" w:hAnsi="Arial" w:cs="Arial"/>
+                <w:b/>
+                <w:bCs/>
+                <w:sz w:val="20"/>
+                <w:szCs w:val="20"/>
+              </w:rPr>
+              <w:t xml:space="preserve">54 689 604</w:t>
+            </w:r>
+          </w:p>
+        </w:tc>
+        <w:tc>
+          <w:tcPr>
+            <w:tcW w:w="0" w:type="auto"/>
+            <w:tcBorders>
+              <w:top w:val="single" w:sz="6" w:space="0" w:color="808080"/>
+              <w:left w:val="single" w:sz="6" w:space="0" w:color="808080"/>
+              <w:bottom w:val="single" w:sz="6" w:space="0" w:color="808080"/>
+              <w:right w:val="single" w:sz="6" w:space="0" w:color="808080"/>
+            </w:tcBorders>
+            <w:noWrap/>
+            <w:tcMar>
+              <w:top w:w="60" w:type="dxa"/>
+              <w:left w:w="80" w:type="dxa"/>
+              <w:bottom w:w="60" w:type="dxa"/>
+              <w:right w:w="80" w:type="dxa"/>
+            </w:tcMar>
+            <w:vAlign w:val="center"/>
+            <w:hideMark/>
+          </w:tcPr>
+          <w:p>
+            <w:pPr>
+              <w:jc w:val="right"/>
+              <w:rPr>
+                <w:rFonts w:ascii="Arial" w:eastAsia="Times New Roman" w:hAnsi="Arial" w:cs="Arial"/>
+                <w:b/>
+                <w:bCs/>
+                <w:sz w:val="20"/>
+                <w:szCs w:val="20"/>
+              </w:rPr>
+            </w:pPr>
+            <w:r>
+              <w:rPr>
+                <w:rFonts w:ascii="Arial" w:eastAsia="Times New Roman" w:hAnsi="Arial" w:cs="Arial"/>
+                <w:b/>
+                <w:bCs/>
+                <w:sz w:val="20"/>
+                <w:szCs w:val="20"/>
+              </w:rPr>
+              <w:t xml:space="preserve">43 663 819</w:t>
+            </w:r>
+          </w:p>
+        </w:tc>
+        <w:tc>
+          <w:tcPr>
+            <w:tcW w:w="0" w:type="auto"/>
+            <w:tcBorders>
+              <w:top w:val="single" w:sz="6" w:space="0" w:color="808080"/>
+              <w:left w:val="single" w:sz="6" w:space="0" w:color="808080"/>
+              <w:bottom w:val="single" w:sz="6" w:space="0" w:color="808080"/>
+              <w:right w:val="single" w:sz="6" w:space="0" w:color="808080"/>
+            </w:tcBorders>
+            <w:noWrap/>
+            <w:tcMar>
+              <w:top w:w="60" w:type="dxa"/>
+              <w:left w:w="80" w:type="dxa"/>
+              <w:bottom w:w="60" w:type="dxa"/>
+              <w:right w:w="80" w:type="dxa"/>
+            </w:tcMar>
+            <w:vAlign w:val="center"/>
+            <w:hideMark/>
+          </w:tcPr>
+          <w:p>
+            <w:pPr>
+              <w:jc w:val="right"/>
+              <w:rPr>
+                <w:rFonts w:ascii="Arial" w:eastAsia="Times New Roman" w:hAnsi="Arial" w:cs="Arial"/>
+                <w:b/>
+                <w:bCs/>
+                <w:sz w:val="20"/>
+                <w:szCs w:val="20"/>
+              </w:rPr>
+            </w:pPr>
+            <w:r>
+              <w:rPr>
+                <w:rFonts w:ascii="Arial" w:eastAsia="Times New Roman" w:hAnsi="Arial" w:cs="Arial"/>
+                <w:b/>
+                <w:bCs/>
+                <w:sz w:val="20"/>
+                <w:szCs w:val="20"/>
+              </w:rPr>
+              <w:t xml:space="preserve">51 822 746</w:t>
+            </w:r>
+          </w:p>
+        </w:tc>
+        <w:tc>
+          <w:tcPr>
+            <w:tcW w:w="0" w:type="auto"/>
+            <w:tcBorders>
+              <w:top w:val="single" w:sz="6" w:space="0" w:color="808080"/>
+              <w:left w:val="single" w:sz="6" w:space="0" w:color="808080"/>
+              <w:bottom w:val="single" w:sz="6" w:space="0" w:color="808080"/>
+              <w:right w:val="single" w:sz="6" w:space="0" w:color="808080"/>
+            </w:tcBorders>
+            <w:noWrap/>
+            <w:tcMar>
+              <w:top w:w="60" w:type="dxa"/>
+              <w:left w:w="80" w:type="dxa"/>
+              <w:bottom w:w="60" w:type="dxa"/>
+              <w:right w:w="80" w:type="dxa"/>
+            </w:tcMar>
+            <w:vAlign w:val="center"/>
+            <w:hideMark/>
+          </w:tcPr>
+          <w:p>
+            <w:pPr>
+              <w:jc w:val="right"/>
+              <w:rPr>
+                <w:rFonts w:ascii="Arial" w:eastAsia="Times New Roman" w:hAnsi="Arial" w:cs="Arial"/>
+                <w:b/>
+                <w:bCs/>
+                <w:sz w:val="16"/>
+                <w:szCs w:val="16"/>
+              </w:rPr>
+            </w:pPr>
+            <w:r>
+              <w:rPr>
+                <w:rFonts w:ascii="Arial" w:eastAsia="Times New Roman" w:hAnsi="Arial" w:cs="Arial"/>
+                <w:b/>
+                <w:bCs/>
+                <w:sz w:val="16"/>
+                <w:szCs w:val="16"/>
+              </w:rPr>
+              <w:t xml:space="preserve">241 588 694</w:t>
             </w:r>
           </w:p>
         </w:tc>
@@ -2751,159 +2821,161 @@
                 <w:sz w:val="20"/>
                 <w:szCs w:val="20"/>
               </w:rPr>
-              <w:t>6 529 953</w:t>
-            </w:r>
-          </w:p>
-        </w:tc>
-        <w:tc>
-          <w:tcPr>
-            <w:tcW w:w="0" w:type="auto"/>
-            <w:tcBorders>
-              <w:top w:val="single" w:sz="6" w:space="0" w:color="808080"/>
-              <w:left w:val="single" w:sz="6" w:space="0" w:color="808080"/>
-              <w:bottom w:val="single" w:sz="6" w:space="0" w:color="808080"/>
-              <w:right w:val="single" w:sz="6" w:space="0" w:color="808080"/>
-            </w:tcBorders>
-            <w:noWrap/>
-            <w:tcMar>
-              <w:top w:w="60" w:type="dxa"/>
-              <w:left w:w="80" w:type="dxa"/>
-              <w:bottom w:w="60" w:type="dxa"/>
-              <w:right w:w="80" w:type="dxa"/>
-            </w:tcMar>
-            <w:vAlign w:val="center"/>
-            <w:hideMark/>
-          </w:tcPr>
-          <w:p>
-            <w:pPr>
-              <w:jc w:val="right"/>
-              <w:rPr>
-                <w:rFonts w:ascii="Arial" w:eastAsia="Times New Roman" w:hAnsi="Arial" w:cs="Arial"/>
-                <w:sz w:val="20"/>
-                <w:szCs w:val="20"/>
-              </w:rPr>
-            </w:pPr>
-            <w:r>
-              <w:rPr>
-                <w:rFonts w:ascii="Arial" w:eastAsia="Times New Roman" w:hAnsi="Arial" w:cs="Arial"/>
-                <w:sz w:val="20"/>
-                <w:szCs w:val="20"/>
-              </w:rPr>
-              <w:t>5 468 960</w:t>
-            </w:r>
-          </w:p>
-        </w:tc>
-        <w:tc>
-          <w:tcPr>
-            <w:tcW w:w="0" w:type="auto"/>
-            <w:tcBorders>
-              <w:top w:val="single" w:sz="6" w:space="0" w:color="808080"/>
-              <w:left w:val="single" w:sz="6" w:space="0" w:color="808080"/>
-              <w:bottom w:val="single" w:sz="6" w:space="0" w:color="808080"/>
-              <w:right w:val="single" w:sz="6" w:space="0" w:color="808080"/>
-            </w:tcBorders>
-            <w:noWrap/>
-            <w:tcMar>
-              <w:top w:w="60" w:type="dxa"/>
-              <w:left w:w="80" w:type="dxa"/>
-              <w:bottom w:w="60" w:type="dxa"/>
-              <w:right w:w="80" w:type="dxa"/>
-            </w:tcMar>
-            <w:vAlign w:val="center"/>
-            <w:hideMark/>
-          </w:tcPr>
-          <w:p>
-            <w:pPr>
-              <w:jc w:val="right"/>
-              <w:rPr>
-                <w:rFonts w:ascii="Arial" w:eastAsia="Times New Roman" w:hAnsi="Arial" w:cs="Arial"/>
-                <w:sz w:val="20"/>
-                <w:szCs w:val="20"/>
-              </w:rPr>
-            </w:pPr>
-            <w:r>
-              <w:rPr>
-                <w:rFonts w:ascii="Arial" w:eastAsia="Times New Roman" w:hAnsi="Arial" w:cs="Arial"/>
-                <w:sz w:val="20"/>
-                <w:szCs w:val="20"/>
-              </w:rPr>
-              <w:t>4 366 382</w:t>
-            </w:r>
-          </w:p>
-        </w:tc>
-        <w:tc>
-          <w:tcPr>
-            <w:tcW w:w="0" w:type="auto"/>
-            <w:tcBorders>
-              <w:top w:val="single" w:sz="6" w:space="0" w:color="808080"/>
-              <w:left w:val="single" w:sz="6" w:space="0" w:color="808080"/>
-              <w:bottom w:val="single" w:sz="6" w:space="0" w:color="808080"/>
-              <w:right w:val="single" w:sz="6" w:space="0" w:color="808080"/>
-            </w:tcBorders>
-            <w:noWrap/>
-            <w:tcMar>
-              <w:top w:w="60" w:type="dxa"/>
-              <w:left w:w="80" w:type="dxa"/>
-              <w:bottom w:w="60" w:type="dxa"/>
-              <w:right w:w="80" w:type="dxa"/>
-            </w:tcMar>
-            <w:vAlign w:val="center"/>
-            <w:hideMark/>
-          </w:tcPr>
-          <w:p>
-            <w:pPr>
-              <w:jc w:val="right"/>
-              <w:rPr>
-                <w:rFonts w:ascii="Arial" w:eastAsia="Times New Roman" w:hAnsi="Arial" w:cs="Arial"/>
-                <w:sz w:val="20"/>
-                <w:szCs w:val="20"/>
-              </w:rPr>
-            </w:pPr>
-            <w:r>
-              <w:rPr>
-                <w:rFonts w:ascii="Arial" w:eastAsia="Times New Roman" w:hAnsi="Arial" w:cs="Arial"/>
-                <w:sz w:val="20"/>
-                <w:szCs w:val="20"/>
-              </w:rPr>
-              <w:t>5 182 275</w:t>
-            </w:r>
-          </w:p>
-        </w:tc>
-        <w:tc>
-          <w:tcPr>
-            <w:tcW w:w="0" w:type="auto"/>
-            <w:tcBorders>
-              <w:top w:val="single" w:sz="6" w:space="0" w:color="808080"/>
-              <w:left w:val="single" w:sz="6" w:space="0" w:color="808080"/>
-              <w:bottom w:val="single" w:sz="6" w:space="0" w:color="808080"/>
-              <w:right w:val="single" w:sz="6" w:space="0" w:color="808080"/>
-            </w:tcBorders>
-            <w:noWrap/>
-            <w:tcMar>
-              <w:top w:w="60" w:type="dxa"/>
-              <w:left w:w="80" w:type="dxa"/>
-              <w:bottom w:w="60" w:type="dxa"/>
-              <w:right w:w="80" w:type="dxa"/>
-            </w:tcMar>
-            <w:vAlign w:val="center"/>
-            <w:hideMark/>
-          </w:tcPr>
-          <w:p>
-            <w:pPr>
-              <w:jc w:val="right"/>
-              <w:rPr>
-                <w:rFonts w:ascii="Arial" w:eastAsia="Times New Roman" w:hAnsi="Arial" w:cs="Arial"/>
-                <w:sz w:val="20"/>
-                <w:szCs w:val="20"/>
-              </w:rPr>
-            </w:pPr>
-            <w:r>
-              <w:rPr>
-                <w:rFonts w:ascii="Arial" w:eastAsia="Times New Roman" w:hAnsi="Arial" w:cs="Arial"/>
-                <w:sz w:val="20"/>
-                <w:szCs w:val="20"/>
-              </w:rPr>
-              <w:t>21 547 569</w:t>
+              <w:t xml:space="preserve">7 011 953</w:t>
+            </w:r>
+          </w:p>
+        </w:tc>
+        <w:tc>
+          <w:tcPr>
+            <w:tcW w:w="0" w:type="auto"/>
+            <w:tcBorders>
+              <w:top w:val="single" w:sz="6" w:space="0" w:color="808080"/>
+              <w:left w:val="single" w:sz="6" w:space="0" w:color="808080"/>
+              <w:bottom w:val="single" w:sz="6" w:space="0" w:color="808080"/>
+              <w:right w:val="single" w:sz="6" w:space="0" w:color="808080"/>
+            </w:tcBorders>
+            <w:noWrap/>
+            <w:tcMar>
+              <w:top w:w="60" w:type="dxa"/>
+              <w:left w:w="80" w:type="dxa"/>
+              <w:bottom w:w="60" w:type="dxa"/>
+              <w:right w:w="80" w:type="dxa"/>
+            </w:tcMar>
+            <w:vAlign w:val="center"/>
+            <w:hideMark/>
+          </w:tcPr>
+          <w:p>
+            <w:pPr>
+              <w:jc w:val="right"/>
+              <w:rPr>
+                <w:rFonts w:ascii="Arial" w:eastAsia="Times New Roman" w:hAnsi="Arial" w:cs="Arial"/>
+                <w:sz w:val="20"/>
+                <w:szCs w:val="20"/>
+              </w:rPr>
+            </w:pPr>
+            <w:r>
+              <w:rPr>
+                <w:rFonts w:ascii="Arial" w:eastAsia="Times New Roman" w:hAnsi="Arial" w:cs="Arial"/>
+                <w:sz w:val="20"/>
+                <w:szCs w:val="20"/>
+              </w:rPr>
+              <w:t xml:space="preserve">5 468 960</w:t>
+            </w:r>
+          </w:p>
+        </w:tc>
+        <w:tc>
+          <w:tcPr>
+            <w:tcW w:w="0" w:type="auto"/>
+            <w:tcBorders>
+              <w:top w:val="single" w:sz="6" w:space="0" w:color="808080"/>
+              <w:left w:val="single" w:sz="6" w:space="0" w:color="808080"/>
+              <w:bottom w:val="single" w:sz="6" w:space="0" w:color="808080"/>
+              <w:right w:val="single" w:sz="6" w:space="0" w:color="808080"/>
+            </w:tcBorders>
+            <w:noWrap/>
+            <w:tcMar>
+              <w:top w:w="60" w:type="dxa"/>
+              <w:left w:w="80" w:type="dxa"/>
+              <w:bottom w:w="60" w:type="dxa"/>
+              <w:right w:w="80" w:type="dxa"/>
+            </w:tcMar>
+            <w:vAlign w:val="center"/>
+            <w:hideMark/>
+          </w:tcPr>
+          <w:p>
+            <w:pPr>
+              <w:jc w:val="right"/>
+              <w:rPr>
+                <w:rFonts w:ascii="Arial" w:eastAsia="Times New Roman" w:hAnsi="Arial" w:cs="Arial"/>
+                <w:color w:val="00B050"/>
+                <w:sz w:val="20"/>
+                <w:szCs w:val="20"/>
+              </w:rPr>
+            </w:pPr>
+            <w:r>
+              <w:rPr>
+                <w:rFonts w:ascii="Arial" w:eastAsia="Times New Roman" w:hAnsi="Arial" w:cs="Arial"/>
+                <w:color w:val="00B050"/>
+                <w:sz w:val="20"/>
+                <w:szCs w:val="20"/>
+              </w:rPr>
+              <w:t xml:space="preserve">4 366 382</w:t>
+            </w:r>
+          </w:p>
+        </w:tc>
+        <w:tc>
+          <w:tcPr>
+            <w:tcW w:w="0" w:type="auto"/>
+            <w:tcBorders>
+              <w:top w:val="single" w:sz="6" w:space="0" w:color="808080"/>
+              <w:left w:val="single" w:sz="6" w:space="0" w:color="808080"/>
+              <w:bottom w:val="single" w:sz="6" w:space="0" w:color="808080"/>
+              <w:right w:val="single" w:sz="6" w:space="0" w:color="808080"/>
+            </w:tcBorders>
+            <w:noWrap/>
+            <w:tcMar>
+              <w:top w:w="60" w:type="dxa"/>
+              <w:left w:w="80" w:type="dxa"/>
+              <w:bottom w:w="60" w:type="dxa"/>
+              <w:right w:w="80" w:type="dxa"/>
+            </w:tcMar>
+            <w:vAlign w:val="center"/>
+            <w:hideMark/>
+          </w:tcPr>
+          <w:p>
+            <w:pPr>
+              <w:jc w:val="right"/>
+              <w:rPr>
+                <w:rFonts w:ascii="Arial" w:eastAsia="Times New Roman" w:hAnsi="Arial" w:cs="Arial"/>
+                <w:sz w:val="20"/>
+                <w:szCs w:val="20"/>
+              </w:rPr>
+            </w:pPr>
+            <w:r>
+              <w:rPr>
+                <w:rFonts w:ascii="Arial" w:eastAsia="Times New Roman" w:hAnsi="Arial" w:cs="Arial"/>
+                <w:sz w:val="20"/>
+                <w:szCs w:val="20"/>
+              </w:rPr>
+              <w:t xml:space="preserve">5 182 275</w:t>
+            </w:r>
+          </w:p>
+        </w:tc>
+        <w:tc>
+          <w:tcPr>
+            <w:tcW w:w="0" w:type="auto"/>
+            <w:tcBorders>
+              <w:top w:val="single" w:sz="6" w:space="0" w:color="808080"/>
+              <w:left w:val="single" w:sz="6" w:space="0" w:color="808080"/>
+              <w:bottom w:val="single" w:sz="6" w:space="0" w:color="808080"/>
+              <w:right w:val="single" w:sz="6" w:space="0" w:color="808080"/>
+            </w:tcBorders>
+            <w:noWrap/>
+            <w:tcMar>
+              <w:top w:w="60" w:type="dxa"/>
+              <w:left w:w="80" w:type="dxa"/>
+              <w:bottom w:w="60" w:type="dxa"/>
+              <w:right w:w="80" w:type="dxa"/>
+            </w:tcMar>
+            <w:vAlign w:val="center"/>
+            <w:hideMark/>
+          </w:tcPr>
+          <w:p>
+            <w:pPr>
+              <w:jc w:val="right"/>
+              <w:rPr>
+                <w:rFonts w:ascii="Arial" w:eastAsia="Times New Roman" w:hAnsi="Arial" w:cs="Arial"/>
+                <w:sz w:val="16"/>
+                <w:szCs w:val="16"/>
+              </w:rPr>
+            </w:pPr>
+            <w:r>
+              <w:rPr>
+                <w:rFonts w:ascii="Arial" w:eastAsia="Times New Roman" w:hAnsi="Arial" w:cs="Arial"/>
+                <w:sz w:val="16"/>
+                <w:szCs w:val="16"/>
+              </w:rPr>
+              <w:t xml:space="preserve">22 029 569</w:t>
             </w:r>
           </w:p>
         </w:tc>
@@ -2941,197 +3013,199 @@
                 <w:sz w:val="20"/>
                 <w:szCs w:val="20"/>
               </w:rPr>
-              <w:t>НДС 16% на закупки, аренду, услуги и подписки</w:t>
-            </w:r>
-          </w:p>
-        </w:tc>
-        <w:tc>
-          <w:tcPr>
-            <w:tcW w:w="0" w:type="auto"/>
-            <w:tcBorders>
-              <w:top w:val="single" w:sz="6" w:space="0" w:color="808080"/>
-              <w:left w:val="single" w:sz="6" w:space="0" w:color="808080"/>
-              <w:bottom w:val="single" w:sz="6" w:space="0" w:color="808080"/>
-              <w:right w:val="single" w:sz="6" w:space="0" w:color="808080"/>
-            </w:tcBorders>
-            <w:noWrap/>
-            <w:tcMar>
-              <w:top w:w="60" w:type="dxa"/>
-              <w:left w:w="80" w:type="dxa"/>
-              <w:bottom w:w="60" w:type="dxa"/>
-              <w:right w:w="80" w:type="dxa"/>
-            </w:tcMar>
-            <w:vAlign w:val="center"/>
-            <w:hideMark/>
-          </w:tcPr>
-          <w:p>
-            <w:pPr>
-              <w:jc w:val="right"/>
-              <w:rPr>
-                <w:rFonts w:ascii="Arial" w:eastAsia="Times New Roman" w:hAnsi="Arial" w:cs="Arial"/>
-                <w:sz w:val="20"/>
-                <w:szCs w:val="20"/>
-              </w:rPr>
-            </w:pPr>
-            <w:r>
-              <w:rPr>
-                <w:rFonts w:ascii="Arial" w:eastAsia="Times New Roman" w:hAnsi="Arial" w:cs="Arial"/>
-                <w:sz w:val="20"/>
-                <w:szCs w:val="20"/>
-              </w:rPr>
-              <w:t>3 661 669</w:t>
-            </w:r>
-          </w:p>
-        </w:tc>
-        <w:tc>
-          <w:tcPr>
-            <w:tcW w:w="0" w:type="auto"/>
-            <w:tcBorders>
-              <w:top w:val="single" w:sz="6" w:space="0" w:color="808080"/>
-              <w:left w:val="single" w:sz="6" w:space="0" w:color="808080"/>
-              <w:bottom w:val="single" w:sz="6" w:space="0" w:color="808080"/>
-              <w:right w:val="single" w:sz="6" w:space="0" w:color="808080"/>
-            </w:tcBorders>
-            <w:noWrap/>
-            <w:tcMar>
-              <w:top w:w="60" w:type="dxa"/>
-              <w:left w:w="80" w:type="dxa"/>
-              <w:bottom w:w="60" w:type="dxa"/>
-              <w:right w:w="80" w:type="dxa"/>
-            </w:tcMar>
-            <w:vAlign w:val="center"/>
-            <w:hideMark/>
-          </w:tcPr>
-          <w:p>
-            <w:pPr>
-              <w:jc w:val="right"/>
-              <w:rPr>
-                <w:rFonts w:ascii="Arial" w:eastAsia="Times New Roman" w:hAnsi="Arial" w:cs="Arial"/>
-                <w:sz w:val="20"/>
-                <w:szCs w:val="20"/>
-              </w:rPr>
-            </w:pPr>
-            <w:r>
-              <w:rPr>
-                <w:rFonts w:ascii="Arial" w:eastAsia="Times New Roman" w:hAnsi="Arial" w:cs="Arial"/>
-                <w:sz w:val="20"/>
-                <w:szCs w:val="20"/>
-              </w:rPr>
-              <w:t>1 467 286</w:t>
-            </w:r>
-          </w:p>
-        </w:tc>
-        <w:tc>
-          <w:tcPr>
-            <w:tcW w:w="0" w:type="auto"/>
-            <w:tcBorders>
-              <w:top w:val="single" w:sz="6" w:space="0" w:color="808080"/>
-              <w:left w:val="single" w:sz="6" w:space="0" w:color="808080"/>
-              <w:bottom w:val="single" w:sz="6" w:space="0" w:color="808080"/>
-              <w:right w:val="single" w:sz="6" w:space="0" w:color="808080"/>
-            </w:tcBorders>
-            <w:noWrap/>
-            <w:tcMar>
-              <w:top w:w="60" w:type="dxa"/>
-              <w:left w:w="80" w:type="dxa"/>
-              <w:bottom w:w="60" w:type="dxa"/>
-              <w:right w:w="80" w:type="dxa"/>
-            </w:tcMar>
-            <w:vAlign w:val="center"/>
-            <w:hideMark/>
-          </w:tcPr>
-          <w:p>
-            <w:pPr>
-              <w:jc w:val="right"/>
-              <w:rPr>
-                <w:rFonts w:ascii="Arial" w:eastAsia="Times New Roman" w:hAnsi="Arial" w:cs="Arial"/>
-                <w:sz w:val="20"/>
-                <w:szCs w:val="20"/>
-              </w:rPr>
-            </w:pPr>
-            <w:r>
-              <w:rPr>
-                <w:rFonts w:ascii="Arial" w:eastAsia="Times New Roman" w:hAnsi="Arial" w:cs="Arial"/>
-                <w:sz w:val="20"/>
-                <w:szCs w:val="20"/>
-              </w:rPr>
-              <w:t>1 168 859</w:t>
-            </w:r>
-          </w:p>
-        </w:tc>
-        <w:tc>
-          <w:tcPr>
-            <w:tcW w:w="0" w:type="auto"/>
-            <w:tcBorders>
-              <w:top w:val="single" w:sz="6" w:space="0" w:color="808080"/>
-              <w:left w:val="single" w:sz="6" w:space="0" w:color="808080"/>
-              <w:bottom w:val="single" w:sz="6" w:space="0" w:color="808080"/>
-              <w:right w:val="single" w:sz="6" w:space="0" w:color="808080"/>
-            </w:tcBorders>
-            <w:noWrap/>
-            <w:tcMar>
-              <w:top w:w="60" w:type="dxa"/>
-              <w:left w:w="80" w:type="dxa"/>
-              <w:bottom w:w="60" w:type="dxa"/>
-              <w:right w:w="80" w:type="dxa"/>
-            </w:tcMar>
-            <w:vAlign w:val="center"/>
-            <w:hideMark/>
-          </w:tcPr>
-          <w:p>
-            <w:pPr>
-              <w:jc w:val="right"/>
-              <w:rPr>
-                <w:rFonts w:ascii="Arial" w:eastAsia="Times New Roman" w:hAnsi="Arial" w:cs="Arial"/>
-                <w:sz w:val="20"/>
-                <w:szCs w:val="20"/>
-              </w:rPr>
-            </w:pPr>
-            <w:r>
-              <w:rPr>
-                <w:rFonts w:ascii="Arial" w:eastAsia="Times New Roman" w:hAnsi="Arial" w:cs="Arial"/>
-                <w:sz w:val="20"/>
-                <w:szCs w:val="20"/>
-              </w:rPr>
-              <w:t>1 266 467</w:t>
-            </w:r>
-          </w:p>
-        </w:tc>
-        <w:tc>
-          <w:tcPr>
-            <w:tcW w:w="0" w:type="auto"/>
-            <w:tcBorders>
-              <w:top w:val="single" w:sz="6" w:space="0" w:color="808080"/>
-              <w:left w:val="single" w:sz="6" w:space="0" w:color="808080"/>
-              <w:bottom w:val="single" w:sz="6" w:space="0" w:color="808080"/>
-              <w:right w:val="single" w:sz="6" w:space="0" w:color="808080"/>
-            </w:tcBorders>
-            <w:noWrap/>
-            <w:tcMar>
-              <w:top w:w="60" w:type="dxa"/>
-              <w:left w:w="80" w:type="dxa"/>
-              <w:bottom w:w="60" w:type="dxa"/>
-              <w:right w:w="80" w:type="dxa"/>
-            </w:tcMar>
-            <w:vAlign w:val="center"/>
-            <w:hideMark/>
-          </w:tcPr>
-          <w:p>
-            <w:pPr>
-              <w:jc w:val="right"/>
-              <w:rPr>
-                <w:rFonts w:ascii="Arial" w:eastAsia="Times New Roman" w:hAnsi="Arial" w:cs="Arial"/>
-                <w:sz w:val="20"/>
-                <w:szCs w:val="20"/>
-              </w:rPr>
-            </w:pPr>
-            <w:r>
-              <w:rPr>
-                <w:rFonts w:ascii="Arial" w:eastAsia="Times New Roman" w:hAnsi="Arial" w:cs="Arial"/>
-                <w:sz w:val="20"/>
-                <w:szCs w:val="20"/>
-              </w:rPr>
-              <w:t>7 564 281</w:t>
+              <w:t xml:space="preserve">НДС: 16% на закупки, аренду, услуги и подписки; расчёты с бюджетом по НДС</w:t>
+            </w:r>
+          </w:p>
+        </w:tc>
+        <w:tc>
+          <w:tcPr>
+            <w:tcW w:w="0" w:type="auto"/>
+            <w:tcBorders>
+              <w:top w:val="single" w:sz="6" w:space="0" w:color="808080"/>
+              <w:left w:val="single" w:sz="6" w:space="0" w:color="808080"/>
+              <w:bottom w:val="single" w:sz="6" w:space="0" w:color="808080"/>
+              <w:right w:val="single" w:sz="6" w:space="0" w:color="808080"/>
+            </w:tcBorders>
+            <w:noWrap/>
+            <w:tcMar>
+              <w:top w:w="60" w:type="dxa"/>
+              <w:left w:w="80" w:type="dxa"/>
+              <w:bottom w:w="60" w:type="dxa"/>
+              <w:right w:w="80" w:type="dxa"/>
+            </w:tcMar>
+            <w:vAlign w:val="center"/>
+            <w:hideMark/>
+          </w:tcPr>
+          <w:p>
+            <w:pPr>
+              <w:jc w:val="right"/>
+              <w:rPr>
+                <w:rFonts w:ascii="Arial" w:eastAsia="Times New Roman" w:hAnsi="Arial" w:cs="Arial"/>
+                <w:sz w:val="20"/>
+                <w:szCs w:val="20"/>
+              </w:rPr>
+            </w:pPr>
+            <w:r>
+              <w:rPr>
+                <w:rFonts w:ascii="Arial" w:eastAsia="Times New Roman" w:hAnsi="Arial" w:cs="Arial"/>
+                <w:sz w:val="20"/>
+                <w:szCs w:val="20"/>
+              </w:rPr>
+              <w:t xml:space="preserve">11 016 669</w:t>
+            </w:r>
+          </w:p>
+        </w:tc>
+        <w:tc>
+          <w:tcPr>
+            <w:tcW w:w="0" w:type="auto"/>
+            <w:tcBorders>
+              <w:top w:val="single" w:sz="6" w:space="0" w:color="808080"/>
+              <w:left w:val="single" w:sz="6" w:space="0" w:color="808080"/>
+              <w:bottom w:val="single" w:sz="6" w:space="0" w:color="808080"/>
+              <w:right w:val="single" w:sz="6" w:space="0" w:color="808080"/>
+            </w:tcBorders>
+            <w:noWrap/>
+            <w:tcMar>
+              <w:top w:w="60" w:type="dxa"/>
+              <w:left w:w="80" w:type="dxa"/>
+              <w:bottom w:w="60" w:type="dxa"/>
+              <w:right w:w="80" w:type="dxa"/>
+            </w:tcMar>
+            <w:vAlign w:val="center"/>
+            <w:hideMark/>
+          </w:tcPr>
+          <w:p>
+            <w:pPr>
+              <w:jc w:val="right"/>
+              <w:rPr>
+                <w:rFonts w:ascii="Arial" w:eastAsia="Times New Roman" w:hAnsi="Arial" w:cs="Arial"/>
+                <w:sz w:val="20"/>
+                <w:szCs w:val="20"/>
+              </w:rPr>
+            </w:pPr>
+            <w:r>
+              <w:rPr>
+                <w:rFonts w:ascii="Arial" w:eastAsia="Times New Roman" w:hAnsi="Arial" w:cs="Arial"/>
+                <w:sz w:val="20"/>
+                <w:szCs w:val="20"/>
+              </w:rPr>
+              <w:t xml:space="preserve">1 467 286</w:t>
+            </w:r>
+          </w:p>
+        </w:tc>
+        <w:tc>
+          <w:tcPr>
+            <w:tcW w:w="0" w:type="auto"/>
+            <w:tcBorders>
+              <w:top w:val="single" w:sz="6" w:space="0" w:color="808080"/>
+              <w:left w:val="single" w:sz="6" w:space="0" w:color="808080"/>
+              <w:bottom w:val="single" w:sz="6" w:space="0" w:color="808080"/>
+              <w:right w:val="single" w:sz="6" w:space="0" w:color="808080"/>
+            </w:tcBorders>
+            <w:noWrap/>
+            <w:tcMar>
+              <w:top w:w="60" w:type="dxa"/>
+              <w:left w:w="80" w:type="dxa"/>
+              <w:bottom w:w="60" w:type="dxa"/>
+              <w:right w:w="80" w:type="dxa"/>
+            </w:tcMar>
+            <w:vAlign w:val="center"/>
+            <w:hideMark/>
+          </w:tcPr>
+          <w:p>
+            <w:pPr>
+              <w:jc w:val="right"/>
+              <w:rPr>
+                <w:rFonts w:ascii="Arial" w:eastAsia="Times New Roman" w:hAnsi="Arial" w:cs="Arial"/>
+                <w:sz w:val="20"/>
+                <w:szCs w:val="20"/>
+              </w:rPr>
+            </w:pPr>
+            <w:r>
+              <w:rPr>
+                <w:rFonts w:ascii="Arial" w:eastAsia="Times New Roman" w:hAnsi="Arial" w:cs="Arial"/>
+                <w:sz w:val="20"/>
+                <w:szCs w:val="20"/>
+              </w:rPr>
+              <w:t xml:space="preserve">1 168 859</w:t>
+            </w:r>
+          </w:p>
+        </w:tc>
+        <w:tc>
+          <w:tcPr>
+            <w:tcW w:w="0" w:type="auto"/>
+            <w:tcBorders>
+              <w:top w:val="single" w:sz="6" w:space="0" w:color="808080"/>
+              <w:left w:val="single" w:sz="6" w:space="0" w:color="808080"/>
+              <w:bottom w:val="single" w:sz="6" w:space="0" w:color="808080"/>
+              <w:right w:val="single" w:sz="6" w:space="0" w:color="808080"/>
+            </w:tcBorders>
+            <w:noWrap/>
+            <w:tcMar>
+              <w:top w:w="60" w:type="dxa"/>
+              <w:left w:w="80" w:type="dxa"/>
+              <w:bottom w:w="60" w:type="dxa"/>
+              <w:right w:w="80" w:type="dxa"/>
+            </w:tcMar>
+            <w:vAlign w:val="center"/>
+            <w:hideMark/>
+          </w:tcPr>
+          <w:p>
+            <w:pPr>
+              <w:jc w:val="right"/>
+              <w:rPr>
+                <w:rFonts w:ascii="Arial" w:eastAsia="Times New Roman" w:hAnsi="Arial" w:cs="Arial"/>
+                <w:color w:val="00B050"/>
+                <w:sz w:val="20"/>
+                <w:szCs w:val="20"/>
+              </w:rPr>
+            </w:pPr>
+            <w:r>
+              <w:rPr>
+                <w:rFonts w:ascii="Arial" w:eastAsia="Times New Roman" w:hAnsi="Arial" w:cs="Arial"/>
+                <w:color w:val="00B050"/>
+                <w:sz w:val="20"/>
+                <w:szCs w:val="20"/>
+              </w:rPr>
+              <w:t xml:space="preserve">1 266 467</w:t>
+            </w:r>
+          </w:p>
+        </w:tc>
+        <w:tc>
+          <w:tcPr>
+            <w:tcW w:w="0" w:type="auto"/>
+            <w:tcBorders>
+              <w:top w:val="single" w:sz="6" w:space="0" w:color="808080"/>
+              <w:left w:val="single" w:sz="6" w:space="0" w:color="808080"/>
+              <w:bottom w:val="single" w:sz="6" w:space="0" w:color="808080"/>
+              <w:right w:val="single" w:sz="6" w:space="0" w:color="808080"/>
+            </w:tcBorders>
+            <w:noWrap/>
+            <w:tcMar>
+              <w:top w:w="60" w:type="dxa"/>
+              <w:left w:w="80" w:type="dxa"/>
+              <w:bottom w:w="60" w:type="dxa"/>
+              <w:right w:w="80" w:type="dxa"/>
+            </w:tcMar>
+            <w:vAlign w:val="center"/>
+            <w:hideMark/>
+          </w:tcPr>
+          <w:p>
+            <w:pPr>
+              <w:jc w:val="right"/>
+              <w:rPr>
+                <w:rFonts w:ascii="Arial" w:eastAsia="Times New Roman" w:hAnsi="Arial" w:cs="Arial"/>
+                <w:sz w:val="16"/>
+                <w:szCs w:val="16"/>
+              </w:rPr>
+            </w:pPr>
+            <w:r>
+              <w:rPr>
+                <w:rFonts w:ascii="Arial" w:eastAsia="Times New Roman" w:hAnsi="Arial" w:cs="Arial"/>
+                <w:sz w:val="16"/>
+                <w:szCs w:val="16"/>
+              </w:rPr>
+              <w:t xml:space="preserve">14 919 281</w:t>
             </w:r>
           </w:p>
         </w:tc>
@@ -3371,17 +3445,17 @@
                 <w:rFonts w:ascii="Arial" w:eastAsia="Times New Roman" w:hAnsi="Arial" w:cs="Arial"/>
                 <w:b/>
                 <w:bCs/>
-                <w:sz w:val="20"/>
-                <w:szCs w:val="20"/>
-              </w:rPr>
-            </w:pPr>
-            <w:r>
-              <w:rPr>
-                <w:rFonts w:ascii="Arial" w:eastAsia="Times New Roman" w:hAnsi="Arial" w:cs="Arial"/>
-                <w:b/>
-                <w:bCs/>
-                <w:sz w:val="20"/>
-                <w:szCs w:val="20"/>
+                <w:sz w:val="16"/>
+                <w:szCs w:val="16"/>
+              </w:rPr>
+            </w:pPr>
+            <w:r>
+              <w:rPr>
+                <w:rFonts w:ascii="Arial" w:eastAsia="Times New Roman" w:hAnsi="Arial" w:cs="Arial"/>
+                <w:b/>
+                <w:bCs/>
+                <w:sz w:val="16"/>
+                <w:szCs w:val="16"/>
               </w:rPr>
               <w:t>278 537 544</w:t>
             </w:r>
@@ -3623,17 +3697,17 @@
                 <w:rFonts w:ascii="Arial" w:eastAsia="Times New Roman" w:hAnsi="Arial" w:cs="Arial"/>
                 <w:b/>
                 <w:bCs/>
-                <w:sz w:val="20"/>
-                <w:szCs w:val="20"/>
-              </w:rPr>
-            </w:pPr>
-            <w:r>
-              <w:rPr>
-                <w:rFonts w:ascii="Arial" w:eastAsia="Times New Roman" w:hAnsi="Arial" w:cs="Arial"/>
-                <w:b/>
-                <w:bCs/>
-                <w:sz w:val="20"/>
-                <w:szCs w:val="20"/>
+                <w:sz w:val="16"/>
+                <w:szCs w:val="16"/>
+              </w:rPr>
+            </w:pPr>
+            <w:r>
+              <w:rPr>
+                <w:rFonts w:ascii="Arial" w:eastAsia="Times New Roman" w:hAnsi="Arial" w:cs="Arial"/>
+                <w:b/>
+                <w:bCs/>
+                <w:sz w:val="16"/>
+                <w:szCs w:val="16"/>
               </w:rPr>
               <w:t>116 312 427</w:t>
             </w:r>
@@ -3666,17 +3740,21 @@
                 <w:rFonts w:ascii="Arial" w:eastAsia="Times New Roman" w:hAnsi="Arial" w:cs="Arial"/>
                 <w:b/>
                 <w:bCs/>
-                <w:sz w:val="20"/>
-                <w:szCs w:val="20"/>
-              </w:rPr>
-            </w:pPr>
-            <w:r>
-              <w:rPr>
-                <w:rFonts w:ascii="Arial" w:eastAsia="Times New Roman" w:hAnsi="Arial" w:cs="Arial"/>
-                <w:b/>
-                <w:bCs/>
-                <w:sz w:val="20"/>
-                <w:szCs w:val="20"/>
+                <w:i/>
+                <w:sz w:val="20"/>
+                <w:szCs w:val="20"/>
+                <w:u w:val="single"/>
+              </w:rPr>
+            </w:pPr>
+            <w:r>
+              <w:rPr>
+                <w:rFonts w:ascii="Arial" w:eastAsia="Times New Roman" w:hAnsi="Arial" w:cs="Arial"/>
+                <w:b/>
+                <w:bCs/>
+                <w:i/>
+                <w:sz w:val="20"/>
+                <w:szCs w:val="20"/>
+                <w:u w:val="single"/>
               </w:rPr>
               <w:t>ВСЕГО</w:t>
             </w:r>
@@ -3709,17 +3787,23 @@
                 <w:rFonts w:ascii="Arial" w:eastAsia="Times New Roman" w:hAnsi="Arial" w:cs="Arial"/>
                 <w:b/>
                 <w:bCs/>
-                <w:sz w:val="20"/>
-                <w:szCs w:val="20"/>
-              </w:rPr>
-            </w:pPr>
-            <w:r>
-              <w:rPr>
-                <w:rFonts w:ascii="Arial" w:eastAsia="Times New Roman" w:hAnsi="Arial" w:cs="Arial"/>
-                <w:b/>
-                <w:bCs/>
-                <w:sz w:val="20"/>
-                <w:szCs w:val="20"/>
+                <w:i/>
+                <w:color w:val="00B050"/>
+                <w:sz w:val="20"/>
+                <w:szCs w:val="20"/>
+                <w:u w:val="single"/>
+              </w:rPr>
+            </w:pPr>
+            <w:r>
+              <w:rPr>
+                <w:rFonts w:ascii="Arial" w:eastAsia="Times New Roman" w:hAnsi="Arial" w:cs="Arial"/>
+                <w:b/>
+                <w:bCs/>
+                <w:i/>
+                <w:color w:val="00B050"/>
+                <w:sz w:val="20"/>
+                <w:szCs w:val="20"/>
+                <w:u w:val="single"/>
               </w:rPr>
               <w:t>147 687 120</w:t>
             </w:r>
@@ -3752,17 +3836,23 @@
                 <w:rFonts w:ascii="Arial" w:eastAsia="Times New Roman" w:hAnsi="Arial" w:cs="Arial"/>
                 <w:b/>
                 <w:bCs/>
-                <w:sz w:val="20"/>
-                <w:szCs w:val="20"/>
-              </w:rPr>
-            </w:pPr>
-            <w:r>
-              <w:rPr>
-                <w:rFonts w:ascii="Arial" w:eastAsia="Times New Roman" w:hAnsi="Arial" w:cs="Arial"/>
-                <w:b/>
-                <w:bCs/>
-                <w:sz w:val="20"/>
-                <w:szCs w:val="20"/>
+                <w:i/>
+                <w:color w:val="00B050"/>
+                <w:sz w:val="20"/>
+                <w:szCs w:val="20"/>
+                <w:u w:val="single"/>
+              </w:rPr>
+            </w:pPr>
+            <w:r>
+              <w:rPr>
+                <w:rFonts w:ascii="Arial" w:eastAsia="Times New Roman" w:hAnsi="Arial" w:cs="Arial"/>
+                <w:b/>
+                <w:bCs/>
+                <w:i/>
+                <w:color w:val="00B050"/>
+                <w:sz w:val="20"/>
+                <w:szCs w:val="20"/>
+                <w:u w:val="single"/>
               </w:rPr>
               <w:t>93 457 024</w:t>
             </w:r>
@@ -3795,17 +3885,23 @@
                 <w:rFonts w:ascii="Arial" w:eastAsia="Times New Roman" w:hAnsi="Arial" w:cs="Arial"/>
                 <w:b/>
                 <w:bCs/>
-                <w:sz w:val="20"/>
-                <w:szCs w:val="20"/>
-              </w:rPr>
-            </w:pPr>
-            <w:r>
-              <w:rPr>
-                <w:rFonts w:ascii="Arial" w:eastAsia="Times New Roman" w:hAnsi="Arial" w:cs="Arial"/>
-                <w:b/>
-                <w:bCs/>
-                <w:sz w:val="20"/>
-                <w:szCs w:val="20"/>
+                <w:i/>
+                <w:color w:val="ED7D31" w:themeColor="accent2"/>
+                <w:sz w:val="20"/>
+                <w:szCs w:val="20"/>
+                <w:u w:val="single"/>
+              </w:rPr>
+            </w:pPr>
+            <w:r>
+              <w:rPr>
+                <w:rFonts w:ascii="Arial" w:eastAsia="Times New Roman" w:hAnsi="Arial" w:cs="Arial"/>
+                <w:b/>
+                <w:bCs/>
+                <w:i/>
+                <w:color w:val="ED7D31" w:themeColor="accent2"/>
+                <w:sz w:val="20"/>
+                <w:szCs w:val="20"/>
+                <w:u w:val="single"/>
               </w:rPr>
               <w:t>66 356 233</w:t>
             </w:r>
@@ -3838,17 +3934,23 @@
                 <w:rFonts w:ascii="Arial" w:eastAsia="Times New Roman" w:hAnsi="Arial" w:cs="Arial"/>
                 <w:b/>
                 <w:bCs/>
-                <w:sz w:val="20"/>
-                <w:szCs w:val="20"/>
-              </w:rPr>
-            </w:pPr>
-            <w:r>
-              <w:rPr>
-                <w:rFonts w:ascii="Arial" w:eastAsia="Times New Roman" w:hAnsi="Arial" w:cs="Arial"/>
-                <w:b/>
-                <w:bCs/>
-                <w:sz w:val="20"/>
-                <w:szCs w:val="20"/>
+                <w:i/>
+                <w:color w:val="ED7D31" w:themeColor="accent2"/>
+                <w:sz w:val="20"/>
+                <w:szCs w:val="20"/>
+                <w:u w:val="single"/>
+              </w:rPr>
+            </w:pPr>
+            <w:r>
+              <w:rPr>
+                <w:rFonts w:ascii="Arial" w:eastAsia="Times New Roman" w:hAnsi="Arial" w:cs="Arial"/>
+                <w:b/>
+                <w:bCs/>
+                <w:i/>
+                <w:color w:val="ED7D31" w:themeColor="accent2"/>
+                <w:sz w:val="20"/>
+                <w:szCs w:val="20"/>
+                <w:u w:val="single"/>
               </w:rPr>
               <w:t>87 349 594</w:t>
             </w:r>
@@ -3881,17 +3983,21 @@
                 <w:rFonts w:ascii="Arial" w:eastAsia="Times New Roman" w:hAnsi="Arial" w:cs="Arial"/>
                 <w:b/>
                 <w:bCs/>
-                <w:sz w:val="20"/>
-                <w:szCs w:val="20"/>
-              </w:rPr>
-            </w:pPr>
-            <w:r>
-              <w:rPr>
-                <w:rFonts w:ascii="Arial" w:eastAsia="Times New Roman" w:hAnsi="Arial" w:cs="Arial"/>
-                <w:b/>
-                <w:bCs/>
-                <w:sz w:val="20"/>
-                <w:szCs w:val="20"/>
+                <w:i/>
+                <w:sz w:val="16"/>
+                <w:szCs w:val="16"/>
+                <w:u w:val="single"/>
+              </w:rPr>
+            </w:pPr>
+            <w:r>
+              <w:rPr>
+                <w:rFonts w:ascii="Arial" w:eastAsia="Times New Roman" w:hAnsi="Arial" w:cs="Arial"/>
+                <w:b/>
+                <w:bCs/>
+                <w:i/>
+                <w:sz w:val="16"/>
+                <w:szCs w:val="16"/>
+                <w:u w:val="single"/>
               </w:rPr>
               <w:t>394 849 971</w:t>
             </w:r>
@@ -3921,15 +4027,15 @@
             <w:pPr>
               <w:rPr>
                 <w:rFonts w:ascii="Arial" w:eastAsia="Times New Roman" w:hAnsi="Arial" w:cs="Arial"/>
-                <w:sz w:val="20"/>
-                <w:szCs w:val="20"/>
-              </w:rPr>
-            </w:pPr>
-            <w:r>
-              <w:rPr>
-                <w:rFonts w:ascii="Arial" w:eastAsia="Times New Roman" w:hAnsi="Arial" w:cs="Arial"/>
-                <w:sz w:val="20"/>
-                <w:szCs w:val="20"/>
+                <w:sz w:val="18"/>
+                <w:szCs w:val="18"/>
+              </w:rPr>
+            </w:pPr>
+            <w:r>
+              <w:rPr>
+                <w:rFonts w:ascii="Arial" w:eastAsia="Times New Roman" w:hAnsi="Arial" w:cs="Arial"/>
+                <w:sz w:val="18"/>
+                <w:szCs w:val="18"/>
               </w:rPr>
               <w:t>Нарастающим итогом</w:t>
             </w:r>
@@ -3959,15 +4065,15 @@
               <w:jc w:val="right"/>
               <w:rPr>
                 <w:rFonts w:ascii="Arial" w:eastAsia="Times New Roman" w:hAnsi="Arial" w:cs="Arial"/>
-                <w:sz w:val="20"/>
-                <w:szCs w:val="20"/>
-              </w:rPr>
-            </w:pPr>
-            <w:r>
-              <w:rPr>
-                <w:rFonts w:ascii="Arial" w:eastAsia="Times New Roman" w:hAnsi="Arial" w:cs="Arial"/>
-                <w:sz w:val="20"/>
-                <w:szCs w:val="20"/>
+                <w:sz w:val="18"/>
+                <w:szCs w:val="18"/>
+              </w:rPr>
+            </w:pPr>
+            <w:r>
+              <w:rPr>
+                <w:rFonts w:ascii="Arial" w:eastAsia="Times New Roman" w:hAnsi="Arial" w:cs="Arial"/>
+                <w:sz w:val="18"/>
+                <w:szCs w:val="18"/>
               </w:rPr>
               <w:t>147 687 120</w:t>
             </w:r>
@@ -3997,15 +4103,15 @@
               <w:jc w:val="right"/>
               <w:rPr>
                 <w:rFonts w:ascii="Arial" w:eastAsia="Times New Roman" w:hAnsi="Arial" w:cs="Arial"/>
-                <w:sz w:val="20"/>
-                <w:szCs w:val="20"/>
-              </w:rPr>
-            </w:pPr>
-            <w:r>
-              <w:rPr>
-                <w:rFonts w:ascii="Arial" w:eastAsia="Times New Roman" w:hAnsi="Arial" w:cs="Arial"/>
-                <w:sz w:val="20"/>
-                <w:szCs w:val="20"/>
+                <w:sz w:val="18"/>
+                <w:szCs w:val="18"/>
+              </w:rPr>
+            </w:pPr>
+            <w:r>
+              <w:rPr>
+                <w:rFonts w:ascii="Arial" w:eastAsia="Times New Roman" w:hAnsi="Arial" w:cs="Arial"/>
+                <w:sz w:val="18"/>
+                <w:szCs w:val="18"/>
               </w:rPr>
               <w:t>241 144 144</w:t>
             </w:r>
@@ -4035,15 +4141,15 @@
               <w:jc w:val="right"/>
               <w:rPr>
                 <w:rFonts w:ascii="Arial" w:eastAsia="Times New Roman" w:hAnsi="Arial" w:cs="Arial"/>
-                <w:sz w:val="20"/>
-                <w:szCs w:val="20"/>
-              </w:rPr>
-            </w:pPr>
-            <w:r>
-              <w:rPr>
-                <w:rFonts w:ascii="Arial" w:eastAsia="Times New Roman" w:hAnsi="Arial" w:cs="Arial"/>
-                <w:sz w:val="20"/>
-                <w:szCs w:val="20"/>
+                <w:sz w:val="18"/>
+                <w:szCs w:val="18"/>
+              </w:rPr>
+            </w:pPr>
+            <w:r>
+              <w:rPr>
+                <w:rFonts w:ascii="Arial" w:eastAsia="Times New Roman" w:hAnsi="Arial" w:cs="Arial"/>
+                <w:sz w:val="18"/>
+                <w:szCs w:val="18"/>
               </w:rPr>
               <w:t>307 500 377</w:t>
             </w:r>
@@ -4073,15 +4179,15 @@
               <w:jc w:val="right"/>
               <w:rPr>
                 <w:rFonts w:ascii="Arial" w:eastAsia="Times New Roman" w:hAnsi="Arial" w:cs="Arial"/>
-                <w:sz w:val="20"/>
-                <w:szCs w:val="20"/>
-              </w:rPr>
-            </w:pPr>
-            <w:r>
-              <w:rPr>
-                <w:rFonts w:ascii="Arial" w:eastAsia="Times New Roman" w:hAnsi="Arial" w:cs="Arial"/>
-                <w:sz w:val="20"/>
-                <w:szCs w:val="20"/>
+                <w:sz w:val="18"/>
+                <w:szCs w:val="18"/>
+              </w:rPr>
+            </w:pPr>
+            <w:r>
+              <w:rPr>
+                <w:rFonts w:ascii="Arial" w:eastAsia="Times New Roman" w:hAnsi="Arial" w:cs="Arial"/>
+                <w:sz w:val="18"/>
+                <w:szCs w:val="18"/>
               </w:rPr>
               <w:t>394 849 971</w:t>
             </w:r>
@@ -4111,8 +4217,8 @@
               <w:jc w:val="right"/>
               <w:rPr>
                 <w:rFonts w:ascii="Arial" w:eastAsia="Times New Roman" w:hAnsi="Arial" w:cs="Arial"/>
-                <w:sz w:val="20"/>
-                <w:szCs w:val="20"/>
+                <w:sz w:val="18"/>
+                <w:szCs w:val="18"/>
               </w:rPr>
             </w:pPr>
           </w:p>
@@ -4143,17 +4249,17 @@
                 <w:rFonts w:ascii="Arial" w:eastAsia="Times New Roman" w:hAnsi="Arial" w:cs="Arial"/>
                 <w:b/>
                 <w:bCs/>
-                <w:sz w:val="20"/>
-                <w:szCs w:val="20"/>
-              </w:rPr>
-            </w:pPr>
-            <w:r>
-              <w:rPr>
-                <w:rFonts w:ascii="Arial" w:eastAsia="Times New Roman" w:hAnsi="Arial" w:cs="Arial"/>
-                <w:b/>
-                <w:bCs/>
-                <w:sz w:val="20"/>
-                <w:szCs w:val="20"/>
+                <w:sz w:val="16"/>
+                <w:szCs w:val="16"/>
+              </w:rPr>
+            </w:pPr>
+            <w:r>
+              <w:rPr>
+                <w:rFonts w:ascii="Arial" w:eastAsia="Times New Roman" w:hAnsi="Arial" w:cs="Arial"/>
+                <w:b/>
+                <w:bCs/>
+                <w:sz w:val="16"/>
+                <w:szCs w:val="16"/>
               </w:rPr>
               <w:t>Разница с 250 млн ₸ (+ остаток / − не хватает)</w:t>
             </w:r>
@@ -4185,17 +4291,17 @@
                 <w:rFonts w:ascii="Arial" w:eastAsia="Times New Roman" w:hAnsi="Arial" w:cs="Arial"/>
                 <w:b/>
                 <w:bCs/>
-                <w:sz w:val="20"/>
-                <w:szCs w:val="20"/>
-              </w:rPr>
-            </w:pPr>
-            <w:r>
-              <w:rPr>
-                <w:rFonts w:ascii="Arial" w:eastAsia="Times New Roman" w:hAnsi="Arial" w:cs="Arial"/>
-                <w:b/>
-                <w:bCs/>
-                <w:sz w:val="20"/>
-                <w:szCs w:val="20"/>
+                <w:sz w:val="16"/>
+                <w:szCs w:val="16"/>
+              </w:rPr>
+            </w:pPr>
+            <w:r>
+              <w:rPr>
+                <w:rFonts w:ascii="Arial" w:eastAsia="Times New Roman" w:hAnsi="Arial" w:cs="Arial"/>
+                <w:b/>
+                <w:bCs/>
+                <w:sz w:val="16"/>
+                <w:szCs w:val="16"/>
               </w:rPr>
               <w:t>102 312 880</w:t>
             </w:r>
@@ -4227,17 +4333,17 @@
                 <w:rFonts w:ascii="Arial" w:eastAsia="Times New Roman" w:hAnsi="Arial" w:cs="Arial"/>
                 <w:b/>
                 <w:bCs/>
-                <w:sz w:val="20"/>
-                <w:szCs w:val="20"/>
-              </w:rPr>
-            </w:pPr>
-            <w:r>
-              <w:rPr>
-                <w:rFonts w:ascii="Arial" w:eastAsia="Times New Roman" w:hAnsi="Arial" w:cs="Arial"/>
-                <w:b/>
-                <w:bCs/>
-                <w:sz w:val="20"/>
-                <w:szCs w:val="20"/>
+                <w:sz w:val="16"/>
+                <w:szCs w:val="16"/>
+              </w:rPr>
+            </w:pPr>
+            <w:r>
+              <w:rPr>
+                <w:rFonts w:ascii="Arial" w:eastAsia="Times New Roman" w:hAnsi="Arial" w:cs="Arial"/>
+                <w:b/>
+                <w:bCs/>
+                <w:sz w:val="16"/>
+                <w:szCs w:val="16"/>
               </w:rPr>
               <w:t>8 855 856</w:t>
             </w:r>
@@ -4269,17 +4375,17 @@
                 <w:rFonts w:ascii="Arial" w:eastAsia="Times New Roman" w:hAnsi="Arial" w:cs="Arial"/>
                 <w:b/>
                 <w:bCs/>
-                <w:sz w:val="20"/>
-                <w:szCs w:val="20"/>
-              </w:rPr>
-            </w:pPr>
-            <w:r>
-              <w:rPr>
-                <w:rFonts w:ascii="Arial" w:eastAsia="Times New Roman" w:hAnsi="Arial" w:cs="Arial"/>
-                <w:b/>
-                <w:bCs/>
-                <w:sz w:val="20"/>
-                <w:szCs w:val="20"/>
+                <w:sz w:val="16"/>
+                <w:szCs w:val="16"/>
+              </w:rPr>
+            </w:pPr>
+            <w:r>
+              <w:rPr>
+                <w:rFonts w:ascii="Arial" w:eastAsia="Times New Roman" w:hAnsi="Arial" w:cs="Arial"/>
+                <w:b/>
+                <w:bCs/>
+                <w:sz w:val="16"/>
+                <w:szCs w:val="16"/>
               </w:rPr>
               <w:t>−57 500 377</w:t>
             </w:r>
@@ -4311,17 +4417,17 @@
                 <w:rFonts w:ascii="Arial" w:eastAsia="Times New Roman" w:hAnsi="Arial" w:cs="Arial"/>
                 <w:b/>
                 <w:bCs/>
-                <w:sz w:val="20"/>
-                <w:szCs w:val="20"/>
-              </w:rPr>
-            </w:pPr>
-            <w:r>
-              <w:rPr>
-                <w:rFonts w:ascii="Arial" w:eastAsia="Times New Roman" w:hAnsi="Arial" w:cs="Arial"/>
-                <w:b/>
-                <w:bCs/>
-                <w:sz w:val="20"/>
-                <w:szCs w:val="20"/>
+                <w:sz w:val="16"/>
+                <w:szCs w:val="16"/>
+              </w:rPr>
+            </w:pPr>
+            <w:r>
+              <w:rPr>
+                <w:rFonts w:ascii="Arial" w:eastAsia="Times New Roman" w:hAnsi="Arial" w:cs="Arial"/>
+                <w:b/>
+                <w:bCs/>
+                <w:sz w:val="16"/>
+                <w:szCs w:val="16"/>
               </w:rPr>
               <w:t>−144 849 971</w:t>
             </w:r>
@@ -4353,17 +4459,17 @@
                 <w:rFonts w:ascii="Arial" w:eastAsia="Times New Roman" w:hAnsi="Arial" w:cs="Arial"/>
                 <w:b/>
                 <w:bCs/>
-                <w:sz w:val="20"/>
-                <w:szCs w:val="20"/>
-              </w:rPr>
-            </w:pPr>
-            <w:r>
-              <w:rPr>
-                <w:rFonts w:ascii="Arial" w:eastAsia="Times New Roman" w:hAnsi="Arial" w:cs="Arial"/>
-                <w:b/>
-                <w:bCs/>
-                <w:sz w:val="20"/>
-                <w:szCs w:val="20"/>
+                <w:sz w:val="16"/>
+                <w:szCs w:val="16"/>
+              </w:rPr>
+            </w:pPr>
+            <w:r>
+              <w:rPr>
+                <w:rFonts w:ascii="Arial" w:eastAsia="Times New Roman" w:hAnsi="Arial" w:cs="Arial"/>
+                <w:b/>
+                <w:bCs/>
+                <w:sz w:val="16"/>
+                <w:szCs w:val="16"/>
               </w:rPr>
               <w:t>−144 849 971</w:t>
             </w:r>
@@ -4374,53 +4480,123 @@
     <w:p>
       <w:pPr>
         <w:pStyle w:val="a3"/>
+        <w:rPr>
+          <w:color w:val="00B050"/>
+          <w:sz w:val="10"/>
+          <w:szCs w:val="10"/>
+        </w:rPr>
+      </w:pPr>
+    </w:p>
+    <w:p>
+      <w:pPr>
+        <w:pStyle w:val="a3"/>
+        <w:rPr>
+          <w:color w:val="ED7D31" w:themeColor="accent2"/>
+          <w:sz w:val="20"/>
+          <w:szCs w:val="20"/>
+        </w:rPr>
       </w:pPr>
       <w:r>
+        <w:rPr>
+          <w:color w:val="00B050"/>
+          <w:sz w:val="20"/>
+          <w:szCs w:val="20"/>
+        </w:rPr>
         <w:t xml:space="preserve">При финансировании 250 000 000 ₸ средств хватает на ноябрь и декабрь 2026 года: после декабря остаётся </w:t>
       </w:r>
       <w:r>
         <w:rPr>
           <w:b/>
           <w:bCs/>
+          <w:color w:val="00B050"/>
+          <w:sz w:val="20"/>
+          <w:szCs w:val="20"/>
         </w:rPr>
         <w:t>8 855 856 ₸</w:t>
       </w:r>
       <w:r>
-        <w:t xml:space="preserve">. На январь 2027 года не хватает </w:t>
+        <w:rPr>
+          <w:color w:val="00B050"/>
+          <w:sz w:val="20"/>
+          <w:szCs w:val="20"/>
+        </w:rPr>
+        <w:t xml:space="preserve">. </w:t>
+      </w:r>
+      <w:r>
+        <w:rPr>
+          <w:color w:val="ED7D31" w:themeColor="accent2"/>
+          <w:sz w:val="20"/>
+          <w:szCs w:val="20"/>
+        </w:rPr>
+        <w:t xml:space="preserve">На январь 2027 года не хватает </w:t>
       </w:r>
       <w:r>
         <w:rPr>
           <w:b/>
           <w:bCs/>
+          <w:color w:val="ED7D31" w:themeColor="accent2"/>
+          <w:sz w:val="20"/>
+          <w:szCs w:val="20"/>
         </w:rPr>
-        <w:t>5</w:t>
+        <w:t>57 500 377 ₸</w:t>
       </w:r>
       <w:r>
         <w:rPr>
-          <w:b/>
-          <w:bCs/>
+          <w:color w:val="ED7D31" w:themeColor="accent2"/>
+          <w:sz w:val="20"/>
+          <w:szCs w:val="20"/>
         </w:rPr>
-        <w:t>7 500 377 ₸</w:t>
-      </w:r>
-      <w:r>
         <w:t xml:space="preserve">, с учётом февраля – </w:t>
       </w:r>
       <w:r>
         <w:rPr>
           <w:b/>
           <w:bCs/>
+          <w:color w:val="ED7D31" w:themeColor="accent2"/>
+          <w:sz w:val="20"/>
+          <w:szCs w:val="20"/>
         </w:rPr>
         <w:t>144 849 971 ₸</w:t>
       </w:r>
       <w:r>
+        <w:rPr>
+          <w:color w:val="ED7D31" w:themeColor="accent2"/>
+          <w:sz w:val="20"/>
+          <w:szCs w:val="20"/>
+        </w:rPr>
         <w:t>.</w:t>
       </w:r>
     </w:p>
     <w:p>
       <w:pPr>
         <w:pStyle w:val="a3"/>
+        <w:spacing w:after="0"/>
+        <w:rPr>
+          <w:b/>
+          <w:i/>
+          <w:sz w:val="16"/>
+          <w:szCs w:val="16"/>
+        </w:rPr>
+      </w:pPr>
+    </w:p>
+    <w:p>
+      <w:pPr>
+        <w:pStyle w:val="a3"/>
+        <w:spacing w:after="0"/>
+        <w:rPr>
+          <w:b/>
+          <w:i/>
+          <w:sz w:val="16"/>
+          <w:szCs w:val="16"/>
+        </w:rPr>
       </w:pPr>
       <w:r>
+        <w:rPr>
+          <w:b/>
+          <w:i/>
+          <w:sz w:val="16"/>
+          <w:szCs w:val="16"/>
+        </w:rPr>
         <w:t>Пояснения к расчёту:</w:t>
       </w:r>
     </w:p>
@@ -4431,8 +4607,17 @@
           <w:ilvl w:val="0"/>
           <w:numId w:val="1"/>
         </w:numPr>
+        <w:spacing w:after="0"/>
+        <w:rPr>
+          <w:sz w:val="16"/>
+          <w:szCs w:val="16"/>
+        </w:rPr>
       </w:pPr>
       <w:r>
+        <w:rPr>
+          <w:sz w:val="16"/>
+          <w:szCs w:val="16"/>
+        </w:rPr>
         <w:t>в ноябре – аренда офиса с 21 октября, гарантийный депозит, годовой полис ОСНС и основная часть разовых закупок;</w:t>
       </w:r>
     </w:p>
@@ -4443,13 +4628,18 @@
           <w:ilvl w:val="0"/>
           <w:numId w:val="1"/>
         </w:numPr>
+        <w:spacing w:after="0"/>
+        <w:rPr>
+          <w:sz w:val="16"/>
+          <w:szCs w:val="16"/>
+        </w:rPr>
       </w:pPr>
       <w:r>
-        <w:lastRenderedPageBreak/>
-        <w:t>в декабре – текущие расходы декабря и часть закупок (резервные картриджи и т</w:t>
-      </w:r>
-      <w:r>
-        <w:t>онеры, оборудование для зала совещаний, вывеска);</w:t>
+        <w:rPr>
+          <w:sz w:val="16"/>
+          <w:szCs w:val="16"/>
+        </w:rPr>
+        <w:t>в декабре – текущие расходы декабря и часть закупок (резервные картриджи и тонеры, оборудование для зала совещаний, вывеска);</w:t>
       </w:r>
     </w:p>
     <w:p>
@@ -4459,8 +4649,17 @@
           <w:ilvl w:val="0"/>
           <w:numId w:val="1"/>
         </w:numPr>
+        <w:spacing w:after="0"/>
+        <w:rPr>
+          <w:sz w:val="16"/>
+          <w:szCs w:val="16"/>
+        </w:rPr>
       </w:pPr>
       <w:r>
+        <w:rPr>
+          <w:sz w:val="16"/>
+          <w:szCs w:val="16"/>
+        </w:rPr>
         <w:t>в январе – ежемесячные расходы (оклады, аутсорс, аренда, подписки, командировки) и январская часть первоочередных проектов;</w:t>
       </w:r>
     </w:p>
@@ -4471,12 +4670,18 @@
           <w:ilvl w:val="0"/>
           <w:numId w:val="1"/>
         </w:numPr>
+        <w:spacing w:after="0"/>
+        <w:rPr>
+          <w:sz w:val="16"/>
+          <w:szCs w:val="16"/>
+        </w:rPr>
       </w:pPr>
       <w:r>
-        <w:t>в феврале – приход 7 новых сотрудников по штатному расписанию (оклады с отчисления</w:t>
-      </w:r>
-      <w:r>
-        <w:t>ми, годовой полис ОСНС, командировки, лицензии), докупка 5 рабочих столов и 6 кресел, текущие расходы на уровне января; первоочередные проекты – оценка по среднемесячной сумме ноября–января;</w:t>
+        <w:rPr>
+          <w:sz w:val="16"/>
+          <w:szCs w:val="16"/>
+        </w:rPr>
+        <w:t>в феврале – приход 7 новых сотрудников по штатному расписанию (оклады с отчислениями, годовой полис ОСНС, командировки, лицензии), докупка 5 рабочих столов и 6 кресел, текущие расходы на уровне января; первоочередные проекты – оценка по среднемесячной сумме ноября–января;</w:t>
       </w:r>
     </w:p>
     <w:p>
@@ -4486,12 +4691,18 @@
           <w:ilvl w:val="0"/>
           <w:numId w:val="1"/>
         </w:numPr>
+        <w:spacing w:after="0"/>
+        <w:rPr>
+          <w:sz w:val="16"/>
+          <w:szCs w:val="16"/>
+        </w:rPr>
       </w:pPr>
       <w:r>
-        <w:t>первоочередные проекты распределены по срокам смет: TAZA TALQY, к</w:t>
-      </w:r>
-      <w:r>
-        <w:t>реативные проекты и информационное сопровождение – равными долями на ноябрь–январь; презентация – в ноябре; социологическое исследование и цифровая платформа – на ноябрь и декабрь;</w:t>
+        <w:rPr>
+          <w:sz w:val="16"/>
+          <w:szCs w:val="16"/>
+        </w:rPr>
+        <w:t>первоочередные проекты распределены по срокам смет: TAZA TALQY, креативные проекты и информационное сопровождение – равными долями на ноябрь–январь; презентация – в ноябре; социологическое исследование и цифровая платформа – на ноябрь и декабрь;</w:t>
       </w:r>
     </w:p>
     <w:p>
@@ -4501,17 +4712,23 @@
           <w:ilvl w:val="0"/>
           <w:numId w:val="1"/>
         </w:numPr>
+        <w:spacing w:after="0"/>
+        <w:rPr>
+          <w:sz w:val="16"/>
+          <w:szCs w:val="16"/>
+        </w:rPr>
       </w:pPr>
       <w:r>
-        <w:t>НДС 16% начислен только на закупки, аренду, услуги и подписки, цены которых</w:t>
-      </w:r>
-      <w:r>
-        <w:t xml:space="preserve"> приняты без НДС; на оплату труда, ОСНС и депозит НДС не начисляется; ставки аутсорса и командировки учтены с НДС.</w:t>
+        <w:rPr>
+          <w:sz w:val="16"/>
+          <w:szCs w:val="16"/>
+        </w:rPr>
+        <w:t>НДС 16% начислен только на закупки, аренду, услуги и подписки, цены которых приняты без НДС; на оплату труда, ОСНС и депозит НДС не начисляется; ставки аутсорса и командировки учтены с НДС; в ноябре в строку НДС включены расчёты с бюджетом по НДС за предыдущие периоды.</w:t>
       </w:r>
     </w:p>
     <w:sectPr>
       <w:pgSz w:w="11906" w:h="16838"/>
-      <w:pgMar w:top="1000" w:right="840" w:bottom="1000" w:left="1400" w:header="708" w:footer="708" w:gutter="0"/>
+      <w:pgMar w:top="426" w:right="840" w:bottom="567" w:left="1400" w:header="708" w:footer="708" w:gutter="0"/>
       <w:cols w:space="708"/>
       <w:docGrid w:linePitch="360"/>
     </w:sectPr>

--- a/TAZA/_документы/Потребность в финансировании – 4 месяца.docx
+++ b/TAZA/_документы/Потребность в финансировании – 4 месяца.docx
@@ -1841,7 +1841,7 @@
                 <w:sz w:val="20"/>
                 <w:szCs w:val="20"/>
               </w:rPr>
-              <w:t>6. Офис: аренда, депозит, хозрасходы, связь, канцелярия</w:t>
+              <w:t xml:space="preserve">6. Офис: аренда, депозит, хозрасходы, связь, канцелярия, нотариус и услуги МФЦА</w:t>
             </w:r>
           </w:p>
         </w:tc>
@@ -1881,121 +1881,121 @@
                 <w:sz w:val="20"/>
                 <w:szCs w:val="20"/>
               </w:rPr>
-              <w:t>11 829 707</w:t>
-            </w:r>
-          </w:p>
-        </w:tc>
-        <w:tc>
-          <w:tcPr>
-            <w:tcW w:w="0" w:type="auto"/>
-            <w:tcBorders>
-              <w:top w:val="single" w:sz="6" w:space="0" w:color="808080"/>
-              <w:left w:val="single" w:sz="6" w:space="0" w:color="808080"/>
-              <w:bottom w:val="single" w:sz="6" w:space="0" w:color="808080"/>
-              <w:right w:val="single" w:sz="6" w:space="0" w:color="808080"/>
-            </w:tcBorders>
-            <w:noWrap/>
-            <w:tcMar>
-              <w:top w:w="60" w:type="dxa"/>
-              <w:left w:w="80" w:type="dxa"/>
-              <w:bottom w:w="60" w:type="dxa"/>
-              <w:right w:w="80" w:type="dxa"/>
-            </w:tcMar>
-            <w:vAlign w:val="center"/>
-            <w:hideMark/>
-          </w:tcPr>
-          <w:p>
-            <w:pPr>
-              <w:jc w:val="right"/>
-              <w:rPr>
-                <w:rFonts w:ascii="Arial" w:eastAsia="Times New Roman" w:hAnsi="Arial" w:cs="Arial"/>
-                <w:sz w:val="20"/>
-                <w:szCs w:val="20"/>
-              </w:rPr>
-            </w:pPr>
-            <w:r>
-              <w:rPr>
-                <w:rFonts w:ascii="Arial" w:eastAsia="Times New Roman" w:hAnsi="Arial" w:cs="Arial"/>
-                <w:sz w:val="20"/>
-                <w:szCs w:val="20"/>
-              </w:rPr>
-              <w:t>5 212 743</w:t>
-            </w:r>
-          </w:p>
-        </w:tc>
-        <w:tc>
-          <w:tcPr>
-            <w:tcW w:w="0" w:type="auto"/>
-            <w:tcBorders>
-              <w:top w:val="single" w:sz="6" w:space="0" w:color="808080"/>
-              <w:left w:val="single" w:sz="6" w:space="0" w:color="808080"/>
-              <w:bottom w:val="single" w:sz="6" w:space="0" w:color="808080"/>
-              <w:right w:val="single" w:sz="6" w:space="0" w:color="808080"/>
-            </w:tcBorders>
-            <w:noWrap/>
-            <w:tcMar>
-              <w:top w:w="60" w:type="dxa"/>
-              <w:left w:w="80" w:type="dxa"/>
-              <w:bottom w:w="60" w:type="dxa"/>
-              <w:right w:w="80" w:type="dxa"/>
-            </w:tcMar>
-            <w:vAlign w:val="center"/>
-            <w:hideMark/>
-          </w:tcPr>
-          <w:p>
-            <w:pPr>
-              <w:jc w:val="right"/>
-              <w:rPr>
-                <w:rFonts w:ascii="Arial" w:eastAsia="Times New Roman" w:hAnsi="Arial" w:cs="Arial"/>
-                <w:sz w:val="20"/>
-                <w:szCs w:val="20"/>
-              </w:rPr>
-            </w:pPr>
-            <w:r>
-              <w:rPr>
-                <w:rFonts w:ascii="Arial" w:eastAsia="Times New Roman" w:hAnsi="Arial" w:cs="Arial"/>
-                <w:sz w:val="20"/>
-                <w:szCs w:val="20"/>
-              </w:rPr>
-              <w:t>5 212 743</w:t>
-            </w:r>
-          </w:p>
-        </w:tc>
-        <w:tc>
-          <w:tcPr>
-            <w:tcW w:w="0" w:type="auto"/>
-            <w:tcBorders>
-              <w:top w:val="single" w:sz="6" w:space="0" w:color="808080"/>
-              <w:left w:val="single" w:sz="6" w:space="0" w:color="808080"/>
-              <w:bottom w:val="single" w:sz="6" w:space="0" w:color="808080"/>
-              <w:right w:val="single" w:sz="6" w:space="0" w:color="808080"/>
-            </w:tcBorders>
-            <w:noWrap/>
-            <w:tcMar>
-              <w:top w:w="60" w:type="dxa"/>
-              <w:left w:w="80" w:type="dxa"/>
-              <w:bottom w:w="60" w:type="dxa"/>
-              <w:right w:w="80" w:type="dxa"/>
-            </w:tcMar>
-            <w:vAlign w:val="center"/>
-            <w:hideMark/>
-          </w:tcPr>
-          <w:p>
-            <w:pPr>
-              <w:jc w:val="right"/>
-              <w:rPr>
-                <w:rFonts w:ascii="Arial" w:eastAsia="Times New Roman" w:hAnsi="Arial" w:cs="Arial"/>
-                <w:sz w:val="20"/>
-                <w:szCs w:val="20"/>
-              </w:rPr>
-            </w:pPr>
-            <w:r>
-              <w:rPr>
-                <w:rFonts w:ascii="Arial" w:eastAsia="Times New Roman" w:hAnsi="Arial" w:cs="Arial"/>
-                <w:sz w:val="20"/>
-                <w:szCs w:val="20"/>
-              </w:rPr>
-              <w:t>5 212 743</w:t>
+              <w:t xml:space="preserve">12 179 707</w:t>
+            </w:r>
+          </w:p>
+        </w:tc>
+        <w:tc>
+          <w:tcPr>
+            <w:tcW w:w="0" w:type="auto"/>
+            <w:tcBorders>
+              <w:top w:val="single" w:sz="6" w:space="0" w:color="808080"/>
+              <w:left w:val="single" w:sz="6" w:space="0" w:color="808080"/>
+              <w:bottom w:val="single" w:sz="6" w:space="0" w:color="808080"/>
+              <w:right w:val="single" w:sz="6" w:space="0" w:color="808080"/>
+            </w:tcBorders>
+            <w:noWrap/>
+            <w:tcMar>
+              <w:top w:w="60" w:type="dxa"/>
+              <w:left w:w="80" w:type="dxa"/>
+              <w:bottom w:w="60" w:type="dxa"/>
+              <w:right w:w="80" w:type="dxa"/>
+            </w:tcMar>
+            <w:vAlign w:val="center"/>
+            <w:hideMark/>
+          </w:tcPr>
+          <w:p>
+            <w:pPr>
+              <w:jc w:val="right"/>
+              <w:rPr>
+                <w:rFonts w:ascii="Arial" w:eastAsia="Times New Roman" w:hAnsi="Arial" w:cs="Arial"/>
+                <w:sz w:val="20"/>
+                <w:szCs w:val="20"/>
+              </w:rPr>
+            </w:pPr>
+            <w:r>
+              <w:rPr>
+                <w:rFonts w:ascii="Arial" w:eastAsia="Times New Roman" w:hAnsi="Arial" w:cs="Arial"/>
+                <w:sz w:val="20"/>
+                <w:szCs w:val="20"/>
+              </w:rPr>
+              <w:t xml:space="preserve">5 212 743</w:t>
+            </w:r>
+          </w:p>
+        </w:tc>
+        <w:tc>
+          <w:tcPr>
+            <w:tcW w:w="0" w:type="auto"/>
+            <w:tcBorders>
+              <w:top w:val="single" w:sz="6" w:space="0" w:color="808080"/>
+              <w:left w:val="single" w:sz="6" w:space="0" w:color="808080"/>
+              <w:bottom w:val="single" w:sz="6" w:space="0" w:color="808080"/>
+              <w:right w:val="single" w:sz="6" w:space="0" w:color="808080"/>
+            </w:tcBorders>
+            <w:noWrap/>
+            <w:tcMar>
+              <w:top w:w="60" w:type="dxa"/>
+              <w:left w:w="80" w:type="dxa"/>
+              <w:bottom w:w="60" w:type="dxa"/>
+              <w:right w:w="80" w:type="dxa"/>
+            </w:tcMar>
+            <w:vAlign w:val="center"/>
+            <w:hideMark/>
+          </w:tcPr>
+          <w:p>
+            <w:pPr>
+              <w:jc w:val="right"/>
+              <w:rPr>
+                <w:rFonts w:ascii="Arial" w:eastAsia="Times New Roman" w:hAnsi="Arial" w:cs="Arial"/>
+                <w:sz w:val="20"/>
+                <w:szCs w:val="20"/>
+              </w:rPr>
+            </w:pPr>
+            <w:r>
+              <w:rPr>
+                <w:rFonts w:ascii="Arial" w:eastAsia="Times New Roman" w:hAnsi="Arial" w:cs="Arial"/>
+                <w:sz w:val="20"/>
+                <w:szCs w:val="20"/>
+              </w:rPr>
+              <w:t xml:space="preserve">5 212 743</w:t>
+            </w:r>
+          </w:p>
+        </w:tc>
+        <w:tc>
+          <w:tcPr>
+            <w:tcW w:w="0" w:type="auto"/>
+            <w:tcBorders>
+              <w:top w:val="single" w:sz="6" w:space="0" w:color="808080"/>
+              <w:left w:val="single" w:sz="6" w:space="0" w:color="808080"/>
+              <w:bottom w:val="single" w:sz="6" w:space="0" w:color="808080"/>
+              <w:right w:val="single" w:sz="6" w:space="0" w:color="808080"/>
+            </w:tcBorders>
+            <w:noWrap/>
+            <w:tcMar>
+              <w:top w:w="60" w:type="dxa"/>
+              <w:left w:w="80" w:type="dxa"/>
+              <w:bottom w:w="60" w:type="dxa"/>
+              <w:right w:w="80" w:type="dxa"/>
+            </w:tcMar>
+            <w:vAlign w:val="center"/>
+            <w:hideMark/>
+          </w:tcPr>
+          <w:p>
+            <w:pPr>
+              <w:jc w:val="right"/>
+              <w:rPr>
+                <w:rFonts w:ascii="Arial" w:eastAsia="Times New Roman" w:hAnsi="Arial" w:cs="Arial"/>
+                <w:sz w:val="20"/>
+                <w:szCs w:val="20"/>
+              </w:rPr>
+            </w:pPr>
+            <w:r>
+              <w:rPr>
+                <w:rFonts w:ascii="Arial" w:eastAsia="Times New Roman" w:hAnsi="Arial" w:cs="Arial"/>
+                <w:sz w:val="20"/>
+                <w:szCs w:val="20"/>
+              </w:rPr>
+              <w:t xml:space="preserve">5 212 743</w:t>
             </w:r>
           </w:p>
         </w:tc>
@@ -2033,7 +2033,7 @@
                 <w:sz w:val="16"/>
                 <w:szCs w:val="16"/>
               </w:rPr>
-              <w:t>27 467 936</w:t>
+              <w:t xml:space="preserve">27 817 936</w:t>
             </w:r>
           </w:p>
         </w:tc>
@@ -2577,7 +2577,7 @@
                 <w:sz w:val="20"/>
                 <w:szCs w:val="20"/>
               </w:rPr>
-              <w:t xml:space="preserve">91 412 525</w:t>
+              <w:t xml:space="preserve">91 762 525</w:t>
             </w:r>
           </w:p>
         </w:tc>
@@ -2745,7 +2745,7 @@
                 <w:sz w:val="16"/>
                 <w:szCs w:val="16"/>
               </w:rPr>
-              <w:t xml:space="preserve">241 588 694</w:t>
+              <w:t xml:space="preserve">241 938 694</w:t>
             </w:r>
           </w:p>
         </w:tc>
@@ -2821,7 +2821,7 @@
                 <w:sz w:val="20"/>
                 <w:szCs w:val="20"/>
               </w:rPr>
-              <w:t xml:space="preserve">7 011 953</w:t>
+              <w:t xml:space="preserve">6 661 953</w:t>
             </w:r>
           </w:p>
         </w:tc>
@@ -2975,7 +2975,7 @@
                 <w:sz w:val="16"/>
                 <w:szCs w:val="16"/>
               </w:rPr>
-              <w:t xml:space="preserve">22 029 569</w:t>
+              <w:t xml:space="preserve">21 679 569</w:t>
             </w:r>
           </w:p>
         </w:tc>

--- a/TAZA/_документы/Потребность в финансировании – 4 месяца.docx
+++ b/TAZA/_документы/Потребность в финансировании – 4 месяца.docx
@@ -4261,7 +4261,7 @@
                 <w:sz w:val="16"/>
                 <w:szCs w:val="16"/>
               </w:rPr>
-              <w:t>Разница с 250 млн ₸ (+ остаток / − не хватает)</w:t>
+              <w:t>Разница с 250 млн ₸ (+ остаток / − дефицит)</w:t>
             </w:r>
           </w:p>
         </w:tc>
@@ -4528,7 +4528,7 @@
           <w:sz w:val="20"/>
           <w:szCs w:val="20"/>
         </w:rPr>
-        <w:t xml:space="preserve">На январь 2027 года не хватает </w:t>
+        <w:t xml:space="preserve">На январь 2027 года дефицит составляет </w:t>
       </w:r>
       <w:r>
         <w:rPr>

--- a/TAZA/_документы/Потребность в финансировании – 4 месяца.docx
+++ b/TAZA/_документы/Потребность в финансировании – 4 месяца.docx
@@ -53,7 +53,7 @@
           <w:sz w:val="20"/>
           <w:szCs w:val="20"/>
         </w:rPr>
-        <w:t>147 687 120 ₸</w:t>
+        <w:t xml:space="preserve">153 806 476 ₸</w:t>
       </w:r>
       <w:r>
         <w:rPr>
@@ -69,7 +69,7 @@
           <w:sz w:val="20"/>
           <w:szCs w:val="20"/>
         </w:rPr>
-        <w:t>93 457 024 ₸</w:t>
+        <w:t xml:space="preserve">98 550 012 ₸</w:t>
       </w:r>
       <w:r>
         <w:rPr>
@@ -85,7 +85,7 @@
           <w:sz w:val="20"/>
           <w:szCs w:val="20"/>
         </w:rPr>
-        <w:t>66 356 233 ₸</w:t>
+        <w:t xml:space="preserve">69 101 381 ₸</w:t>
       </w:r>
       <w:r>
         <w:rPr>
@@ -101,7 +101,7 @@
           <w:sz w:val="20"/>
           <w:szCs w:val="20"/>
         </w:rPr>
-        <w:t>87 349 594 ₸</w:t>
+        <w:t xml:space="preserve">92 002 091 ₸</w:t>
       </w:r>
       <w:r>
         <w:rPr>
@@ -133,14 +133,14 @@
           <w:sz w:val="20"/>
           <w:szCs w:val="20"/>
         </w:rPr>
-        <w:t>394 849 971 ₸</w:t>
+        <w:t xml:space="preserve">413 459 959 ₸</w:t>
       </w:r>
       <w:r>
         <w:rPr>
           <w:sz w:val="20"/>
           <w:szCs w:val="20"/>
         </w:rPr>
-        <w:t>.</w:t>
+        <w:t xml:space="preserve">.</w:t>
       </w:r>
     </w:p>
     <w:tbl>
@@ -3013,121 +3013,121 @@
                 <w:sz w:val="20"/>
                 <w:szCs w:val="20"/>
               </w:rPr>
-              <w:t xml:space="preserve">НДС: 16% на закупки, аренду, услуги и подписки; расчёты с бюджетом по НДС</w:t>
-            </w:r>
-          </w:p>
-        </w:tc>
-        <w:tc>
-          <w:tcPr>
-            <w:tcW w:w="0" w:type="auto"/>
-            <w:tcBorders>
-              <w:top w:val="single" w:sz="6" w:space="0" w:color="808080"/>
-              <w:left w:val="single" w:sz="6" w:space="0" w:color="808080"/>
-              <w:bottom w:val="single" w:sz="6" w:space="0" w:color="808080"/>
-              <w:right w:val="single" w:sz="6" w:space="0" w:color="808080"/>
-            </w:tcBorders>
-            <w:noWrap/>
-            <w:tcMar>
-              <w:top w:w="60" w:type="dxa"/>
-              <w:left w:w="80" w:type="dxa"/>
-              <w:bottom w:w="60" w:type="dxa"/>
-              <w:right w:w="80" w:type="dxa"/>
-            </w:tcMar>
-            <w:vAlign w:val="center"/>
-            <w:hideMark/>
-          </w:tcPr>
-          <w:p>
-            <w:pPr>
-              <w:jc w:val="right"/>
-              <w:rPr>
-                <w:rFonts w:ascii="Arial" w:eastAsia="Times New Roman" w:hAnsi="Arial" w:cs="Arial"/>
-                <w:sz w:val="20"/>
-                <w:szCs w:val="20"/>
-              </w:rPr>
-            </w:pPr>
-            <w:r>
-              <w:rPr>
-                <w:rFonts w:ascii="Arial" w:eastAsia="Times New Roman" w:hAnsi="Arial" w:cs="Arial"/>
-                <w:sz w:val="20"/>
-                <w:szCs w:val="20"/>
-              </w:rPr>
-              <w:t xml:space="preserve">11 016 669</w:t>
-            </w:r>
-          </w:p>
-        </w:tc>
-        <w:tc>
-          <w:tcPr>
-            <w:tcW w:w="0" w:type="auto"/>
-            <w:tcBorders>
-              <w:top w:val="single" w:sz="6" w:space="0" w:color="808080"/>
-              <w:left w:val="single" w:sz="6" w:space="0" w:color="808080"/>
-              <w:bottom w:val="single" w:sz="6" w:space="0" w:color="808080"/>
-              <w:right w:val="single" w:sz="6" w:space="0" w:color="808080"/>
-            </w:tcBorders>
-            <w:noWrap/>
-            <w:tcMar>
-              <w:top w:w="60" w:type="dxa"/>
-              <w:left w:w="80" w:type="dxa"/>
-              <w:bottom w:w="60" w:type="dxa"/>
-              <w:right w:w="80" w:type="dxa"/>
-            </w:tcMar>
-            <w:vAlign w:val="center"/>
-            <w:hideMark/>
-          </w:tcPr>
-          <w:p>
-            <w:pPr>
-              <w:jc w:val="right"/>
-              <w:rPr>
-                <w:rFonts w:ascii="Arial" w:eastAsia="Times New Roman" w:hAnsi="Arial" w:cs="Arial"/>
-                <w:sz w:val="20"/>
-                <w:szCs w:val="20"/>
-              </w:rPr>
-            </w:pPr>
-            <w:r>
-              <w:rPr>
-                <w:rFonts w:ascii="Arial" w:eastAsia="Times New Roman" w:hAnsi="Arial" w:cs="Arial"/>
-                <w:sz w:val="20"/>
-                <w:szCs w:val="20"/>
-              </w:rPr>
-              <w:t xml:space="preserve">1 467 286</w:t>
-            </w:r>
-          </w:p>
-        </w:tc>
-        <w:tc>
-          <w:tcPr>
-            <w:tcW w:w="0" w:type="auto"/>
-            <w:tcBorders>
-              <w:top w:val="single" w:sz="6" w:space="0" w:color="808080"/>
-              <w:left w:val="single" w:sz="6" w:space="0" w:color="808080"/>
-              <w:bottom w:val="single" w:sz="6" w:space="0" w:color="808080"/>
-              <w:right w:val="single" w:sz="6" w:space="0" w:color="808080"/>
-            </w:tcBorders>
-            <w:noWrap/>
-            <w:tcMar>
-              <w:top w:w="60" w:type="dxa"/>
-              <w:left w:w="80" w:type="dxa"/>
-              <w:bottom w:w="60" w:type="dxa"/>
-              <w:right w:w="80" w:type="dxa"/>
-            </w:tcMar>
-            <w:vAlign w:val="center"/>
-            <w:hideMark/>
-          </w:tcPr>
-          <w:p>
-            <w:pPr>
-              <w:jc w:val="right"/>
-              <w:rPr>
-                <w:rFonts w:ascii="Arial" w:eastAsia="Times New Roman" w:hAnsi="Arial" w:cs="Arial"/>
-                <w:sz w:val="20"/>
-                <w:szCs w:val="20"/>
-              </w:rPr>
-            </w:pPr>
-            <w:r>
-              <w:rPr>
-                <w:rFonts w:ascii="Arial" w:eastAsia="Times New Roman" w:hAnsi="Arial" w:cs="Arial"/>
-                <w:sz w:val="20"/>
-                <w:szCs w:val="20"/>
-              </w:rPr>
-              <w:t xml:space="preserve">1 168 859</w:t>
+              <w:t xml:space="preserve">НДС: 16% на закупки, аренду, услуги, подписки и первоочередные проекты; расчёты с бюджетом по НДС</w:t>
+            </w:r>
+          </w:p>
+        </w:tc>
+        <w:tc>
+          <w:tcPr>
+            <w:tcW w:w="0" w:type="auto"/>
+            <w:tcBorders>
+              <w:top w:val="single" w:sz="6" w:space="0" w:color="808080"/>
+              <w:left w:val="single" w:sz="6" w:space="0" w:color="808080"/>
+              <w:bottom w:val="single" w:sz="6" w:space="0" w:color="808080"/>
+              <w:right w:val="single" w:sz="6" w:space="0" w:color="808080"/>
+            </w:tcBorders>
+            <w:noWrap/>
+            <w:tcMar>
+              <w:top w:w="60" w:type="dxa"/>
+              <w:left w:w="80" w:type="dxa"/>
+              <w:bottom w:w="60" w:type="dxa"/>
+              <w:right w:w="80" w:type="dxa"/>
+            </w:tcMar>
+            <w:vAlign w:val="center"/>
+            <w:hideMark/>
+          </w:tcPr>
+          <w:p>
+            <w:pPr>
+              <w:jc w:val="right"/>
+              <w:rPr>
+                <w:rFonts w:ascii="Arial" w:eastAsia="Times New Roman" w:hAnsi="Arial" w:cs="Arial"/>
+                <w:sz w:val="20"/>
+                <w:szCs w:val="20"/>
+              </w:rPr>
+            </w:pPr>
+            <w:r>
+              <w:rPr>
+                <w:rFonts w:ascii="Arial" w:eastAsia="Times New Roman" w:hAnsi="Arial" w:cs="Arial"/>
+                <w:sz w:val="20"/>
+                <w:szCs w:val="20"/>
+              </w:rPr>
+              <w:t xml:space="preserve">17 136 024</w:t>
+            </w:r>
+          </w:p>
+        </w:tc>
+        <w:tc>
+          <w:tcPr>
+            <w:tcW w:w="0" w:type="auto"/>
+            <w:tcBorders>
+              <w:top w:val="single" w:sz="6" w:space="0" w:color="808080"/>
+              <w:left w:val="single" w:sz="6" w:space="0" w:color="808080"/>
+              <w:bottom w:val="single" w:sz="6" w:space="0" w:color="808080"/>
+              <w:right w:val="single" w:sz="6" w:space="0" w:color="808080"/>
+            </w:tcBorders>
+            <w:noWrap/>
+            <w:tcMar>
+              <w:top w:w="60" w:type="dxa"/>
+              <w:left w:w="80" w:type="dxa"/>
+              <w:bottom w:w="60" w:type="dxa"/>
+              <w:right w:w="80" w:type="dxa"/>
+            </w:tcMar>
+            <w:vAlign w:val="center"/>
+            <w:hideMark/>
+          </w:tcPr>
+          <w:p>
+            <w:pPr>
+              <w:jc w:val="right"/>
+              <w:rPr>
+                <w:rFonts w:ascii="Arial" w:eastAsia="Times New Roman" w:hAnsi="Arial" w:cs="Arial"/>
+                <w:sz w:val="20"/>
+                <w:szCs w:val="20"/>
+              </w:rPr>
+            </w:pPr>
+            <w:r>
+              <w:rPr>
+                <w:rFonts w:ascii="Arial" w:eastAsia="Times New Roman" w:hAnsi="Arial" w:cs="Arial"/>
+                <w:sz w:val="20"/>
+                <w:szCs w:val="20"/>
+              </w:rPr>
+              <w:t xml:space="preserve">6 560 274</w:t>
+            </w:r>
+          </w:p>
+        </w:tc>
+        <w:tc>
+          <w:tcPr>
+            <w:tcW w:w="0" w:type="auto"/>
+            <w:tcBorders>
+              <w:top w:val="single" w:sz="6" w:space="0" w:color="808080"/>
+              <w:left w:val="single" w:sz="6" w:space="0" w:color="808080"/>
+              <w:bottom w:val="single" w:sz="6" w:space="0" w:color="808080"/>
+              <w:right w:val="single" w:sz="6" w:space="0" w:color="808080"/>
+            </w:tcBorders>
+            <w:noWrap/>
+            <w:tcMar>
+              <w:top w:w="60" w:type="dxa"/>
+              <w:left w:w="80" w:type="dxa"/>
+              <w:bottom w:w="60" w:type="dxa"/>
+              <w:right w:w="80" w:type="dxa"/>
+            </w:tcMar>
+            <w:vAlign w:val="center"/>
+            <w:hideMark/>
+          </w:tcPr>
+          <w:p>
+            <w:pPr>
+              <w:jc w:val="right"/>
+              <w:rPr>
+                <w:rFonts w:ascii="Arial" w:eastAsia="Times New Roman" w:hAnsi="Arial" w:cs="Arial"/>
+                <w:sz w:val="20"/>
+                <w:szCs w:val="20"/>
+              </w:rPr>
+            </w:pPr>
+            <w:r>
+              <w:rPr>
+                <w:rFonts w:ascii="Arial" w:eastAsia="Times New Roman" w:hAnsi="Arial" w:cs="Arial"/>
+                <w:sz w:val="20"/>
+                <w:szCs w:val="20"/>
+              </w:rPr>
+              <w:t xml:space="preserve">3 914 007</w:t>
             </w:r>
           </w:p>
         </w:tc>
@@ -3167,7 +3167,7 @@
                 <w:sz w:val="20"/>
                 <w:szCs w:val="20"/>
               </w:rPr>
-              <w:t xml:space="preserve">1 266 467</w:t>
+              <w:t xml:space="preserve">5 918 964</w:t>
             </w:r>
           </w:p>
         </w:tc>
@@ -3205,7 +3205,7 @@
                 <w:sz w:val="16"/>
                 <w:szCs w:val="16"/>
               </w:rPr>
-              <w:t xml:space="preserve">14 919 281</w:t>
+              <w:t xml:space="preserve">33 529 269</w:t>
             </w:r>
           </w:p>
         </w:tc>
@@ -3289,133 +3289,133 @@
                 <w:sz w:val="20"/>
                 <w:szCs w:val="20"/>
               </w:rPr>
-              <w:t>109 441 146</w:t>
-            </w:r>
-          </w:p>
-        </w:tc>
-        <w:tc>
-          <w:tcPr>
-            <w:tcW w:w="0" w:type="auto"/>
-            <w:tcBorders>
-              <w:top w:val="single" w:sz="6" w:space="0" w:color="808080"/>
-              <w:left w:val="single" w:sz="6" w:space="0" w:color="808080"/>
-              <w:bottom w:val="single" w:sz="6" w:space="0" w:color="808080"/>
-              <w:right w:val="single" w:sz="6" w:space="0" w:color="808080"/>
-            </w:tcBorders>
-            <w:noWrap/>
-            <w:tcMar>
-              <w:top w:w="60" w:type="dxa"/>
-              <w:left w:w="80" w:type="dxa"/>
-              <w:bottom w:w="60" w:type="dxa"/>
-              <w:right w:w="80" w:type="dxa"/>
-            </w:tcMar>
-            <w:vAlign w:val="center"/>
-            <w:hideMark/>
-          </w:tcPr>
-          <w:p>
-            <w:pPr>
-              <w:jc w:val="right"/>
-              <w:rPr>
-                <w:rFonts w:ascii="Arial" w:eastAsia="Times New Roman" w:hAnsi="Arial" w:cs="Arial"/>
-                <w:b/>
-                <w:bCs/>
-                <w:sz w:val="20"/>
-                <w:szCs w:val="20"/>
-              </w:rPr>
-            </w:pPr>
-            <w:r>
-              <w:rPr>
-                <w:rFonts w:ascii="Arial" w:eastAsia="Times New Roman" w:hAnsi="Arial" w:cs="Arial"/>
-                <w:b/>
-                <w:bCs/>
-                <w:sz w:val="20"/>
-                <w:szCs w:val="20"/>
-              </w:rPr>
-              <w:t>61 625 851</w:t>
-            </w:r>
-          </w:p>
-        </w:tc>
-        <w:tc>
-          <w:tcPr>
-            <w:tcW w:w="0" w:type="auto"/>
-            <w:tcBorders>
-              <w:top w:val="single" w:sz="6" w:space="0" w:color="808080"/>
-              <w:left w:val="single" w:sz="6" w:space="0" w:color="808080"/>
-              <w:bottom w:val="single" w:sz="6" w:space="0" w:color="808080"/>
-              <w:right w:val="single" w:sz="6" w:space="0" w:color="808080"/>
-            </w:tcBorders>
-            <w:noWrap/>
-            <w:tcMar>
-              <w:top w:w="60" w:type="dxa"/>
-              <w:left w:w="80" w:type="dxa"/>
-              <w:bottom w:w="60" w:type="dxa"/>
-              <w:right w:w="80" w:type="dxa"/>
-            </w:tcMar>
-            <w:vAlign w:val="center"/>
-            <w:hideMark/>
-          </w:tcPr>
-          <w:p>
-            <w:pPr>
-              <w:jc w:val="right"/>
-              <w:rPr>
-                <w:rFonts w:ascii="Arial" w:eastAsia="Times New Roman" w:hAnsi="Arial" w:cs="Arial"/>
-                <w:b/>
-                <w:bCs/>
-                <w:sz w:val="20"/>
-                <w:szCs w:val="20"/>
-              </w:rPr>
-            </w:pPr>
-            <w:r>
-              <w:rPr>
-                <w:rFonts w:ascii="Arial" w:eastAsia="Times New Roman" w:hAnsi="Arial" w:cs="Arial"/>
-                <w:b/>
-                <w:bCs/>
-                <w:sz w:val="20"/>
-                <w:szCs w:val="20"/>
-              </w:rPr>
-              <w:t>49 199 060</w:t>
-            </w:r>
-          </w:p>
-        </w:tc>
-        <w:tc>
-          <w:tcPr>
-            <w:tcW w:w="0" w:type="auto"/>
-            <w:tcBorders>
-              <w:top w:val="single" w:sz="6" w:space="0" w:color="808080"/>
-              <w:left w:val="single" w:sz="6" w:space="0" w:color="808080"/>
-              <w:bottom w:val="single" w:sz="6" w:space="0" w:color="808080"/>
-              <w:right w:val="single" w:sz="6" w:space="0" w:color="808080"/>
-            </w:tcBorders>
-            <w:noWrap/>
-            <w:tcMar>
-              <w:top w:w="60" w:type="dxa"/>
-              <w:left w:w="80" w:type="dxa"/>
-              <w:bottom w:w="60" w:type="dxa"/>
-              <w:right w:w="80" w:type="dxa"/>
-            </w:tcMar>
-            <w:vAlign w:val="center"/>
-            <w:hideMark/>
-          </w:tcPr>
-          <w:p>
-            <w:pPr>
-              <w:jc w:val="right"/>
-              <w:rPr>
-                <w:rFonts w:ascii="Arial" w:eastAsia="Times New Roman" w:hAnsi="Arial" w:cs="Arial"/>
-                <w:b/>
-                <w:bCs/>
-                <w:sz w:val="20"/>
-                <w:szCs w:val="20"/>
-              </w:rPr>
-            </w:pPr>
-            <w:r>
-              <w:rPr>
-                <w:rFonts w:ascii="Arial" w:eastAsia="Times New Roman" w:hAnsi="Arial" w:cs="Arial"/>
-                <w:b/>
-                <w:bCs/>
-                <w:sz w:val="20"/>
-                <w:szCs w:val="20"/>
-              </w:rPr>
-              <w:t>58 271 487</w:t>
+              <w:t xml:space="preserve">115 560 502</w:t>
+            </w:r>
+          </w:p>
+        </w:tc>
+        <w:tc>
+          <w:tcPr>
+            <w:tcW w:w="0" w:type="auto"/>
+            <w:tcBorders>
+              <w:top w:val="single" w:sz="6" w:space="0" w:color="808080"/>
+              <w:left w:val="single" w:sz="6" w:space="0" w:color="808080"/>
+              <w:bottom w:val="single" w:sz="6" w:space="0" w:color="808080"/>
+              <w:right w:val="single" w:sz="6" w:space="0" w:color="808080"/>
+            </w:tcBorders>
+            <w:noWrap/>
+            <w:tcMar>
+              <w:top w:w="60" w:type="dxa"/>
+              <w:left w:w="80" w:type="dxa"/>
+              <w:bottom w:w="60" w:type="dxa"/>
+              <w:right w:w="80" w:type="dxa"/>
+            </w:tcMar>
+            <w:vAlign w:val="center"/>
+            <w:hideMark/>
+          </w:tcPr>
+          <w:p>
+            <w:pPr>
+              <w:jc w:val="right"/>
+              <w:rPr>
+                <w:rFonts w:ascii="Arial" w:eastAsia="Times New Roman" w:hAnsi="Arial" w:cs="Arial"/>
+                <w:b/>
+                <w:bCs/>
+                <w:sz w:val="20"/>
+                <w:szCs w:val="20"/>
+              </w:rPr>
+            </w:pPr>
+            <w:r>
+              <w:rPr>
+                <w:rFonts w:ascii="Arial" w:eastAsia="Times New Roman" w:hAnsi="Arial" w:cs="Arial"/>
+                <w:b/>
+                <w:bCs/>
+                <w:sz w:val="20"/>
+                <w:szCs w:val="20"/>
+              </w:rPr>
+              <w:t xml:space="preserve">66 718 838</w:t>
+            </w:r>
+          </w:p>
+        </w:tc>
+        <w:tc>
+          <w:tcPr>
+            <w:tcW w:w="0" w:type="auto"/>
+            <w:tcBorders>
+              <w:top w:val="single" w:sz="6" w:space="0" w:color="808080"/>
+              <w:left w:val="single" w:sz="6" w:space="0" w:color="808080"/>
+              <w:bottom w:val="single" w:sz="6" w:space="0" w:color="808080"/>
+              <w:right w:val="single" w:sz="6" w:space="0" w:color="808080"/>
+            </w:tcBorders>
+            <w:noWrap/>
+            <w:tcMar>
+              <w:top w:w="60" w:type="dxa"/>
+              <w:left w:w="80" w:type="dxa"/>
+              <w:bottom w:w="60" w:type="dxa"/>
+              <w:right w:w="80" w:type="dxa"/>
+            </w:tcMar>
+            <w:vAlign w:val="center"/>
+            <w:hideMark/>
+          </w:tcPr>
+          <w:p>
+            <w:pPr>
+              <w:jc w:val="right"/>
+              <w:rPr>
+                <w:rFonts w:ascii="Arial" w:eastAsia="Times New Roman" w:hAnsi="Arial" w:cs="Arial"/>
+                <w:b/>
+                <w:bCs/>
+                <w:sz w:val="20"/>
+                <w:szCs w:val="20"/>
+              </w:rPr>
+            </w:pPr>
+            <w:r>
+              <w:rPr>
+                <w:rFonts w:ascii="Arial" w:eastAsia="Times New Roman" w:hAnsi="Arial" w:cs="Arial"/>
+                <w:b/>
+                <w:bCs/>
+                <w:sz w:val="20"/>
+                <w:szCs w:val="20"/>
+              </w:rPr>
+              <w:t xml:space="preserve">51 944 208</w:t>
+            </w:r>
+          </w:p>
+        </w:tc>
+        <w:tc>
+          <w:tcPr>
+            <w:tcW w:w="0" w:type="auto"/>
+            <w:tcBorders>
+              <w:top w:val="single" w:sz="6" w:space="0" w:color="808080"/>
+              <w:left w:val="single" w:sz="6" w:space="0" w:color="808080"/>
+              <w:bottom w:val="single" w:sz="6" w:space="0" w:color="808080"/>
+              <w:right w:val="single" w:sz="6" w:space="0" w:color="808080"/>
+            </w:tcBorders>
+            <w:noWrap/>
+            <w:tcMar>
+              <w:top w:w="60" w:type="dxa"/>
+              <w:left w:w="80" w:type="dxa"/>
+              <w:bottom w:w="60" w:type="dxa"/>
+              <w:right w:w="80" w:type="dxa"/>
+            </w:tcMar>
+            <w:vAlign w:val="center"/>
+            <w:hideMark/>
+          </w:tcPr>
+          <w:p>
+            <w:pPr>
+              <w:jc w:val="right"/>
+              <w:rPr>
+                <w:rFonts w:ascii="Arial" w:eastAsia="Times New Roman" w:hAnsi="Arial" w:cs="Arial"/>
+                <w:b/>
+                <w:bCs/>
+                <w:sz w:val="20"/>
+                <w:szCs w:val="20"/>
+              </w:rPr>
+            </w:pPr>
+            <w:r>
+              <w:rPr>
+                <w:rFonts w:ascii="Arial" w:eastAsia="Times New Roman" w:hAnsi="Arial" w:cs="Arial"/>
+                <w:b/>
+                <w:bCs/>
+                <w:sz w:val="20"/>
+                <w:szCs w:val="20"/>
+              </w:rPr>
+              <w:t xml:space="preserve">62 923 985</w:t>
             </w:r>
           </w:p>
         </w:tc>
@@ -3457,7 +3457,7 @@
                 <w:sz w:val="16"/>
                 <w:szCs w:val="16"/>
               </w:rPr>
-              <w:t>278 537 544</w:t>
+              <w:t xml:space="preserve">297 147 533</w:t>
             </w:r>
           </w:p>
         </w:tc>
@@ -3805,7 +3805,7 @@
                 <w:szCs w:val="20"/>
                 <w:u w:val="single"/>
               </w:rPr>
-              <w:t>147 687 120</w:t>
+              <w:t xml:space="preserve">153 806 476</w:t>
             </w:r>
           </w:p>
         </w:tc>
@@ -3854,7 +3854,7 @@
                 <w:szCs w:val="20"/>
                 <w:u w:val="single"/>
               </w:rPr>
-              <w:t>93 457 024</w:t>
+              <w:t xml:space="preserve">98 550 012</w:t>
             </w:r>
           </w:p>
         </w:tc>
@@ -3903,7 +3903,7 @@
                 <w:szCs w:val="20"/>
                 <w:u w:val="single"/>
               </w:rPr>
-              <w:t>66 356 233</w:t>
+              <w:t xml:space="preserve">69 101 381</w:t>
             </w:r>
           </w:p>
         </w:tc>
@@ -3952,7 +3952,7 @@
                 <w:szCs w:val="20"/>
                 <w:u w:val="single"/>
               </w:rPr>
-              <w:t>87 349 594</w:t>
+              <w:t xml:space="preserve">92 002 091</w:t>
             </w:r>
           </w:p>
         </w:tc>
@@ -3999,7 +3999,7 @@
                 <w:szCs w:val="16"/>
                 <w:u w:val="single"/>
               </w:rPr>
-              <w:t>394 849 971</w:t>
+              <w:t xml:space="preserve">413 459 959</w:t>
             </w:r>
           </w:p>
         </w:tc>
@@ -4075,7 +4075,7 @@
                 <w:sz w:val="18"/>
                 <w:szCs w:val="18"/>
               </w:rPr>
-              <w:t>147 687 120</w:t>
+              <w:t xml:space="preserve">153 806 476</w:t>
             </w:r>
           </w:p>
         </w:tc>
@@ -4113,7 +4113,7 @@
                 <w:sz w:val="18"/>
                 <w:szCs w:val="18"/>
               </w:rPr>
-              <w:t>241 144 144</w:t>
+              <w:t xml:space="preserve">252 356 487</w:t>
             </w:r>
           </w:p>
         </w:tc>
@@ -4151,7 +4151,7 @@
                 <w:sz w:val="18"/>
                 <w:szCs w:val="18"/>
               </w:rPr>
-              <w:t>307 500 377</w:t>
+              <w:t xml:space="preserve">321 457 868</w:t>
             </w:r>
           </w:p>
         </w:tc>
@@ -4189,7 +4189,7 @@
                 <w:sz w:val="18"/>
                 <w:szCs w:val="18"/>
               </w:rPr>
-              <w:t>394 849 971</w:t>
+              <w:t xml:space="preserve">413 459 959</w:t>
             </w:r>
           </w:p>
         </w:tc>
@@ -4303,7 +4303,7 @@
                 <w:sz w:val="16"/>
                 <w:szCs w:val="16"/>
               </w:rPr>
-              <w:t>102 312 880</w:t>
+              <w:t xml:space="preserve">96 193 524</w:t>
             </w:r>
           </w:p>
         </w:tc>
@@ -4345,7 +4345,7 @@
                 <w:sz w:val="16"/>
                 <w:szCs w:val="16"/>
               </w:rPr>
-              <w:t>8 855 856</w:t>
+              <w:t xml:space="preserve">−2 356 487</w:t>
             </w:r>
           </w:p>
         </w:tc>
@@ -4387,7 +4387,7 @@
                 <w:sz w:val="16"/>
                 <w:szCs w:val="16"/>
               </w:rPr>
-              <w:t>−57 500 377</w:t>
+              <w:t xml:space="preserve">−71 457 868</w:t>
             </w:r>
           </w:p>
         </w:tc>
@@ -4429,7 +4429,7 @@
                 <w:sz w:val="16"/>
                 <w:szCs w:val="16"/>
               </w:rPr>
-              <w:t>−144 849 971</w:t>
+              <w:t xml:space="preserve">−163 459 959</w:t>
             </w:r>
           </w:p>
         </w:tc>
@@ -4471,7 +4471,7 @@
                 <w:sz w:val="16"/>
                 <w:szCs w:val="16"/>
               </w:rPr>
-              <w:t>−144 849 971</w:t>
+              <w:t xml:space="preserve">−163 459 959</w:t>
             </w:r>
           </w:p>
         </w:tc>
@@ -4502,7 +4502,7 @@
           <w:sz w:val="20"/>
           <w:szCs w:val="20"/>
         </w:rPr>
-        <w:t xml:space="preserve">При финансировании 250 000 000 ₸ средств хватает на ноябрь и декабрь 2026 года: после декабря остаётся </w:t>
+        <w:t xml:space="preserve">При финансировании 250 000 000 ₸ средств хватает на ноябрь 2026 года: после ноября остаётся </w:t>
       </w:r>
       <w:r>
         <w:rPr>
@@ -4512,7 +4512,7 @@
           <w:sz w:val="20"/>
           <w:szCs w:val="20"/>
         </w:rPr>
-        <w:t>8 855 856 ₸</w:t>
+        <w:t xml:space="preserve">96 193 524 ₸</w:t>
       </w:r>
       <w:r>
         <w:rPr>
@@ -4520,51 +4520,61 @@
           <w:sz w:val="20"/>
           <w:szCs w:val="20"/>
         </w:rPr>
-        <w:t xml:space="preserve">. </w:t>
-      </w:r>
-      <w:r>
-        <w:rPr>
-          <w:color w:val="ED7D31" w:themeColor="accent2"/>
-          <w:sz w:val="20"/>
-          <w:szCs w:val="20"/>
-        </w:rPr>
-        <w:t xml:space="preserve">На январь 2027 года дефицит составляет </w:t>
+        <w:t xml:space="preserve">. С учётом декабря 2026 года дефицит составляет </w:t>
       </w:r>
       <w:r>
         <w:rPr>
           <w:b/>
           <w:bCs/>
-          <w:color w:val="ED7D31" w:themeColor="accent2"/>
+          <w:color w:val="00B050"/>
           <w:sz w:val="20"/>
           <w:szCs w:val="20"/>
         </w:rPr>
-        <w:t>57 500 377 ₸</w:t>
+        <w:t xml:space="preserve">2 356 487 ₸</w:t>
       </w:r>
       <w:r>
         <w:rPr>
-          <w:color w:val="ED7D31" w:themeColor="accent2"/>
+          <w:color w:val="00B050"/>
           <w:sz w:val="20"/>
           <w:szCs w:val="20"/>
         </w:rPr>
-        <w:t xml:space="preserve">, с учётом февраля – </w:t>
+        <w:t xml:space="preserve">, января 2027 года – </w:t>
       </w:r>
       <w:r>
         <w:rPr>
           <w:b/>
           <w:bCs/>
-          <w:color w:val="ED7D31" w:themeColor="accent2"/>
+          <w:color w:val="00B050"/>
           <w:sz w:val="20"/>
           <w:szCs w:val="20"/>
         </w:rPr>
-        <w:t>144 849 971 ₸</w:t>
+        <w:t xml:space="preserve">71 457 868 ₸</w:t>
       </w:r>
       <w:r>
         <w:rPr>
-          <w:color w:val="ED7D31" w:themeColor="accent2"/>
+          <w:color w:val="00B050"/>
           <w:sz w:val="20"/>
           <w:szCs w:val="20"/>
         </w:rPr>
-        <w:t>.</w:t>
+        <w:t xml:space="preserve">, февраля – </w:t>
+      </w:r>
+      <w:r>
+        <w:rPr>
+          <w:b/>
+          <w:bCs/>
+          <w:color w:val="00B050"/>
+          <w:sz w:val="20"/>
+          <w:szCs w:val="20"/>
+        </w:rPr>
+        <w:t xml:space="preserve">163 459 959 ₸</w:t>
+      </w:r>
+      <w:r>
+        <w:rPr>
+          <w:color w:val="00B050"/>
+          <w:sz w:val="20"/>
+          <w:szCs w:val="20"/>
+        </w:rPr>
+        <w:t xml:space="preserve">.</w:t>
       </w:r>
     </w:p>
     <w:p>
@@ -4723,7 +4733,7 @@
           <w:sz w:val="16"/>
           <w:szCs w:val="16"/>
         </w:rPr>
-        <w:t>НДС 16% начислен только на закупки, аренду, услуги и подписки, цены которых приняты без НДС; на оплату труда, ОСНС и депозит НДС не начисляется; ставки аутсорса и командировки учтены с НДС; в ноябре в строку НДС включены расчёты с бюджетом по НДС за предыдущие периоды.</w:t>
+        <w:t>НДС 16% начислен на закупки, аренду, услуги и подписки, цены которых приняты без НДС, и на сметы первоочередных проектов (суммы смет – без НДС); на оплату труда, ОСНС, депозит, нотариальные услуги и услуги МФЦА НДС не начисляется; ставки аутсорса и командировки учтены с НДС; в ноябре в строку НДС включены расчёты с бюджетом по НДС за предыдущие периоды.</w:t>
       </w:r>
     </w:p>
     <w:sectPr>

--- a/TAZA/_документы/Потребность в финансировании – 4 месяца.docx
+++ b/TAZA/_документы/Потребность в финансировании – 4 месяца.docx
@@ -425,226 +425,6 @@
               </w:rPr>
               <w:t>Итого</w:t>
             </w:r>
-          </w:p>
-        </w:tc>
-      </w:tr>
-      <w:tr>
-        <w:tc>
-          <w:tcPr>
-            <w:tcW w:w="0" w:type="auto"/>
-            <w:tcBorders>
-              <w:top w:val="single" w:sz="6" w:space="0" w:color="808080"/>
-              <w:left w:val="single" w:sz="6" w:space="0" w:color="808080"/>
-              <w:bottom w:val="single" w:sz="6" w:space="0" w:color="808080"/>
-              <w:right w:val="single" w:sz="6" w:space="0" w:color="808080"/>
-            </w:tcBorders>
-            <w:tcMar>
-              <w:top w:w="60" w:type="dxa"/>
-              <w:left w:w="80" w:type="dxa"/>
-              <w:bottom w:w="60" w:type="dxa"/>
-              <w:right w:w="80" w:type="dxa"/>
-            </w:tcMar>
-            <w:vAlign w:val="center"/>
-            <w:hideMark/>
-          </w:tcPr>
-          <w:p>
-            <w:pPr>
-              <w:rPr>
-                <w:rFonts w:ascii="Arial" w:eastAsia="Times New Roman" w:hAnsi="Arial" w:cs="Arial"/>
-                <w:sz w:val="20"/>
-                <w:szCs w:val="20"/>
-              </w:rPr>
-            </w:pPr>
-            <w:r>
-              <w:rPr>
-                <w:rFonts w:ascii="Arial" w:eastAsia="Times New Roman" w:hAnsi="Arial" w:cs="Arial"/>
-                <w:sz w:val="20"/>
-                <w:szCs w:val="20"/>
-              </w:rPr>
-              <w:t>Штатная численность, чел.</w:t>
-            </w:r>
-          </w:p>
-        </w:tc>
-        <w:tc>
-          <w:tcPr>
-            <w:tcW w:w="0" w:type="auto"/>
-            <w:tcBorders>
-              <w:top w:val="single" w:sz="6" w:space="0" w:color="808080"/>
-              <w:left w:val="single" w:sz="6" w:space="0" w:color="808080"/>
-              <w:bottom w:val="single" w:sz="6" w:space="0" w:color="808080"/>
-              <w:right w:val="single" w:sz="6" w:space="0" w:color="808080"/>
-            </w:tcBorders>
-            <w:noWrap/>
-            <w:tcMar>
-              <w:top w:w="60" w:type="dxa"/>
-              <w:left w:w="80" w:type="dxa"/>
-              <w:bottom w:w="60" w:type="dxa"/>
-              <w:right w:w="80" w:type="dxa"/>
-            </w:tcMar>
-            <w:vAlign w:val="center"/>
-            <w:hideMark/>
-          </w:tcPr>
-          <w:p>
-            <w:pPr>
-              <w:jc w:val="right"/>
-              <w:rPr>
-                <w:rFonts w:ascii="Arial" w:eastAsia="Times New Roman" w:hAnsi="Arial" w:cs="Arial"/>
-                <w:sz w:val="20"/>
-                <w:szCs w:val="20"/>
-              </w:rPr>
-            </w:pPr>
-            <w:r>
-              <w:rPr>
-                <w:rFonts w:ascii="Arial" w:eastAsia="Times New Roman" w:hAnsi="Arial" w:cs="Arial"/>
-                <w:sz w:val="20"/>
-                <w:szCs w:val="20"/>
-              </w:rPr>
-              <w:t>22</w:t>
-            </w:r>
-          </w:p>
-        </w:tc>
-        <w:tc>
-          <w:tcPr>
-            <w:tcW w:w="0" w:type="auto"/>
-            <w:tcBorders>
-              <w:top w:val="single" w:sz="6" w:space="0" w:color="808080"/>
-              <w:left w:val="single" w:sz="6" w:space="0" w:color="808080"/>
-              <w:bottom w:val="single" w:sz="6" w:space="0" w:color="808080"/>
-              <w:right w:val="single" w:sz="6" w:space="0" w:color="808080"/>
-            </w:tcBorders>
-            <w:noWrap/>
-            <w:tcMar>
-              <w:top w:w="60" w:type="dxa"/>
-              <w:left w:w="80" w:type="dxa"/>
-              <w:bottom w:w="60" w:type="dxa"/>
-              <w:right w:w="80" w:type="dxa"/>
-            </w:tcMar>
-            <w:vAlign w:val="center"/>
-            <w:hideMark/>
-          </w:tcPr>
-          <w:p>
-            <w:pPr>
-              <w:jc w:val="right"/>
-              <w:rPr>
-                <w:rFonts w:ascii="Arial" w:eastAsia="Times New Roman" w:hAnsi="Arial" w:cs="Arial"/>
-                <w:sz w:val="20"/>
-                <w:szCs w:val="20"/>
-              </w:rPr>
-            </w:pPr>
-            <w:r>
-              <w:rPr>
-                <w:rFonts w:ascii="Arial" w:eastAsia="Times New Roman" w:hAnsi="Arial" w:cs="Arial"/>
-                <w:sz w:val="20"/>
-                <w:szCs w:val="20"/>
-              </w:rPr>
-              <w:t>23</w:t>
-            </w:r>
-          </w:p>
-        </w:tc>
-        <w:tc>
-          <w:tcPr>
-            <w:tcW w:w="0" w:type="auto"/>
-            <w:tcBorders>
-              <w:top w:val="single" w:sz="6" w:space="0" w:color="808080"/>
-              <w:left w:val="single" w:sz="6" w:space="0" w:color="808080"/>
-              <w:bottom w:val="single" w:sz="6" w:space="0" w:color="808080"/>
-              <w:right w:val="single" w:sz="6" w:space="0" w:color="808080"/>
-            </w:tcBorders>
-            <w:noWrap/>
-            <w:tcMar>
-              <w:top w:w="60" w:type="dxa"/>
-              <w:left w:w="80" w:type="dxa"/>
-              <w:bottom w:w="60" w:type="dxa"/>
-              <w:right w:w="80" w:type="dxa"/>
-            </w:tcMar>
-            <w:vAlign w:val="center"/>
-            <w:hideMark/>
-          </w:tcPr>
-          <w:p>
-            <w:pPr>
-              <w:jc w:val="right"/>
-              <w:rPr>
-                <w:rFonts w:ascii="Arial" w:eastAsia="Times New Roman" w:hAnsi="Arial" w:cs="Arial"/>
-                <w:sz w:val="20"/>
-                <w:szCs w:val="20"/>
-              </w:rPr>
-            </w:pPr>
-            <w:r>
-              <w:rPr>
-                <w:rFonts w:ascii="Arial" w:eastAsia="Times New Roman" w:hAnsi="Arial" w:cs="Arial"/>
-                <w:sz w:val="20"/>
-                <w:szCs w:val="20"/>
-              </w:rPr>
-              <w:t>23</w:t>
-            </w:r>
-          </w:p>
-        </w:tc>
-        <w:tc>
-          <w:tcPr>
-            <w:tcW w:w="0" w:type="auto"/>
-            <w:tcBorders>
-              <w:top w:val="single" w:sz="6" w:space="0" w:color="808080"/>
-              <w:left w:val="single" w:sz="6" w:space="0" w:color="808080"/>
-              <w:bottom w:val="single" w:sz="6" w:space="0" w:color="808080"/>
-              <w:right w:val="single" w:sz="6" w:space="0" w:color="808080"/>
-            </w:tcBorders>
-            <w:noWrap/>
-            <w:tcMar>
-              <w:top w:w="60" w:type="dxa"/>
-              <w:left w:w="80" w:type="dxa"/>
-              <w:bottom w:w="60" w:type="dxa"/>
-              <w:right w:w="80" w:type="dxa"/>
-            </w:tcMar>
-            <w:vAlign w:val="center"/>
-            <w:hideMark/>
-          </w:tcPr>
-          <w:p>
-            <w:pPr>
-              <w:jc w:val="right"/>
-              <w:rPr>
-                <w:rFonts w:ascii="Arial" w:eastAsia="Times New Roman" w:hAnsi="Arial" w:cs="Arial"/>
-                <w:sz w:val="20"/>
-                <w:szCs w:val="20"/>
-              </w:rPr>
-            </w:pPr>
-            <w:r>
-              <w:rPr>
-                <w:rFonts w:ascii="Arial" w:eastAsia="Times New Roman" w:hAnsi="Arial" w:cs="Arial"/>
-                <w:sz w:val="20"/>
-                <w:szCs w:val="20"/>
-              </w:rPr>
-              <w:t>30</w:t>
-            </w:r>
-          </w:p>
-        </w:tc>
-        <w:tc>
-          <w:tcPr>
-            <w:tcW w:w="0" w:type="auto"/>
-            <w:tcBorders>
-              <w:top w:val="single" w:sz="6" w:space="0" w:color="808080"/>
-              <w:left w:val="single" w:sz="6" w:space="0" w:color="808080"/>
-              <w:bottom w:val="single" w:sz="6" w:space="0" w:color="808080"/>
-              <w:right w:val="single" w:sz="6" w:space="0" w:color="808080"/>
-            </w:tcBorders>
-            <w:noWrap/>
-            <w:tcMar>
-              <w:top w:w="60" w:type="dxa"/>
-              <w:left w:w="80" w:type="dxa"/>
-              <w:bottom w:w="60" w:type="dxa"/>
-              <w:right w:w="80" w:type="dxa"/>
-            </w:tcMar>
-            <w:vAlign w:val="center"/>
-            <w:hideMark/>
-          </w:tcPr>
-          <w:p>
-            <w:pPr>
-              <w:jc w:val="right"/>
-              <w:rPr>
-                <w:rFonts w:ascii="Arial" w:eastAsia="Times New Roman" w:hAnsi="Arial" w:cs="Arial"/>
-                <w:sz w:val="20"/>
-                <w:szCs w:val="20"/>
-              </w:rPr>
-            </w:pPr>
           </w:p>
         </w:tc>
       </w:tr>

--- a/TAZA/_документы/Потребность в финансировании – 4 месяца.docx
+++ b/TAZA/_документы/Потребность в финансировании – 4 месяца.docx
@@ -1661,7 +1661,7 @@
                 <w:sz w:val="20"/>
                 <w:szCs w:val="20"/>
               </w:rPr>
-              <w:t xml:space="preserve">12 179 707</w:t>
+              <w:t xml:space="preserve">12 661 707</w:t>
             </w:r>
           </w:p>
         </w:tc>
@@ -1813,7 +1813,7 @@
                 <w:sz w:val="16"/>
                 <w:szCs w:val="16"/>
               </w:rPr>
-              <w:t xml:space="preserve">27 817 936</w:t>
+              <w:t xml:space="preserve">28 299 936</w:t>
             </w:r>
           </w:p>
         </w:tc>
@@ -2357,7 +2357,7 @@
                 <w:sz w:val="20"/>
                 <w:szCs w:val="20"/>
               </w:rPr>
-              <w:t xml:space="preserve">91 762 525</w:t>
+              <w:t xml:space="preserve">92 244 525</w:t>
             </w:r>
           </w:p>
         </w:tc>
@@ -2525,7 +2525,7 @@
                 <w:sz w:val="16"/>
                 <w:szCs w:val="16"/>
               </w:rPr>
-              <w:t xml:space="preserve">241 938 694</w:t>
+              <w:t xml:space="preserve">242 420 694</w:t>
             </w:r>
           </w:p>
         </w:tc>
@@ -2601,7 +2601,7 @@
                 <w:sz w:val="20"/>
                 <w:szCs w:val="20"/>
               </w:rPr>
-              <w:t xml:space="preserve">6 661 953</w:t>
+              <w:t xml:space="preserve">6 179 953</w:t>
             </w:r>
           </w:p>
         </w:tc>
@@ -2755,7 +2755,7 @@
                 <w:sz w:val="16"/>
                 <w:szCs w:val="16"/>
               </w:rPr>
-              <w:t xml:space="preserve">21 679 569</w:t>
+              <w:t xml:space="preserve">21 197 569</w:t>
             </w:r>
           </w:p>
         </w:tc>
